--- a/docs/The_Farmer_Edu - Documentacao Oficial do Sistema.docx
+++ b/docs/The_Farmer_Edu - Documentacao Oficial do Sistema.docx
@@ -4,1115 +4,12 @@
   <w:body>
     <w:p>
       <w:pPr>
-        <w:spacing w:after="80"/>
-      </w:pPr>
-      <w:r>
-        <w:rPr>
-          <w:b/>
-          <w:bCs/>
-          <w:sz w:val="60"/>
-          <w:szCs w:val="60"/>
-        </w:rPr>
-        <w:t xml:space="preserve">The Farmer Edu</w:t>
-      </w:r>
-    </w:p>
-    <w:p>
-      <w:pPr>
-        <w:spacing w:after="40"/>
-      </w:pPr>
-      <w:r>
-        <w:rPr>
-          <w:color w:val="555555"/>
-          <w:sz w:val="30"/>
-          <w:szCs w:val="30"/>
-        </w:rPr>
-        <w:t xml:space="preserve">Documentação Oficial do Sistema</w:t>
-      </w:r>
-    </w:p>
-    <w:p>
-      <w:pPr>
-        <w:spacing w:after="40"/>
-      </w:pPr>
-      <w:r>
-        <w:rPr>
-          <w:i/>
-          <w:iCs/>
-          <w:color w:val="888888"/>
-          <w:sz w:val="22"/>
-          <w:szCs w:val="22"/>
-        </w:rPr>
-        <w:t xml:space="preserve">SENAI · Aprendizagem em Assistente de Programação Web · UC Desenvolvimento de Sistema Web</w:t>
-      </w:r>
-    </w:p>
-    <w:p>
-      <w:pPr>
-        <w:spacing w:after="400"/>
-      </w:pPr>
-      <w:r>
-        <w:rPr>
-          <w:color w:val="AAAAAA"/>
-          <w:sz w:val="20"/>
-          <w:szCs w:val="20"/>
-        </w:rPr>
-        <w:t xml:space="preserve">Versão 1.0</w:t>
-      </w:r>
-    </w:p>
-    <w:p>
-      <w:pPr>
-        <w:pStyle w:val="Heading1"/>
-        <w:spacing w:after="150" w:before="320"/>
-      </w:pPr>
-      <w:r>
-        <w:t xml:space="preserve">1. Visão Geral</w:t>
-      </w:r>
-    </w:p>
-    <w:p>
-      <w:pPr>
-        <w:spacing w:after="120"/>
-      </w:pPr>
-      <w:r>
-        <w:t xml:space="preserve">The Farmer Edu é um portal educacional com funcionamento similar ao Google Sala de Aula, desenvolvido como projeto integrador das duas turmas de Aprendizagem em Assistente de Programação Web do SENAI (56 alunos). O sistema une três frentes: gestão de turmas e atividades (instrutor), realização de atividades com correção assistida por Inteligência Artificial (aluno), e um sistema de gamificação — uma fazenda virtual que evolui ou retrocede de acordo com o desempenho do aluno nas atividades.</w:t>
-      </w:r>
-    </w:p>
-    <w:p>
-      <w:pPr>
-        <w:pStyle w:val="ListParagraph"/>
-        <w:numPr>
-          <w:ilvl w:val="0"/>
-          <w:numId w:val="2"/>
-        </w:numPr>
-        <w:spacing w:after="100"/>
-      </w:pPr>
-      <w:r>
-        <w:rPr>
-          <w:b/>
-          <w:bCs/>
-        </w:rPr>
-        <w:t xml:space="preserve">Público-alvo: </w:t>
-      </w:r>
-      <w:r>
-        <w:t xml:space="preserve">Instrutores (gestão de turmas, atividades e notas) e Alunos (realização de atividades e acompanhamento via fazenda).</w:t>
-      </w:r>
-    </w:p>
-    <w:p>
-      <w:pPr>
-        <w:pStyle w:val="ListParagraph"/>
-        <w:numPr>
-          <w:ilvl w:val="0"/>
-          <w:numId w:val="2"/>
-        </w:numPr>
-        <w:spacing w:after="100"/>
-      </w:pPr>
-      <w:r>
-        <w:rPr>
-          <w:b/>
-          <w:bCs/>
-        </w:rPr>
-        <w:t xml:space="preserve">Natureza do projeto: </w:t>
-      </w:r>
-      <w:r>
-        <w:t xml:space="preserve">desenvolvido simultaneamente pelas duas turmas, organizadas em squads mistos com liderança técnica rotativa, sem separação fixa por camada (front-end/back-end/banco de dados).</w:t>
-      </w:r>
-    </w:p>
-    <w:p>
-      <w:pPr>
-        <w:pStyle w:val="Heading1"/>
-        <w:spacing w:after="150" w:before="320"/>
-      </w:pPr>
-      <w:r>
-        <w:t xml:space="preserve">2. Requisitos Funcionais</w:t>
-      </w:r>
-    </w:p>
-    <w:p>
-      <w:pPr>
-        <w:pStyle w:val="Heading2"/>
-        <w:spacing w:after="100" w:before="220"/>
-      </w:pPr>
-      <w:r>
-        <w:t xml:space="preserve">Área do Instrutor</w:t>
-      </w:r>
-    </w:p>
-    <w:p>
-      <w:pPr>
-        <w:pStyle w:val="ListParagraph"/>
-        <w:numPr>
-          <w:ilvl w:val="0"/>
-          <w:numId w:val="2"/>
-        </w:numPr>
-        <w:spacing w:after="100"/>
-      </w:pPr>
-      <w:r>
-        <w:rPr>
-          <w:b/>
-          <w:bCs/>
-        </w:rPr>
-        <w:t xml:space="preserve">RF01 — </w:t>
-      </w:r>
-      <w:r>
-        <w:t xml:space="preserve">Login exclusivo de instrutor.</w:t>
-      </w:r>
-    </w:p>
-    <w:p>
-      <w:pPr>
-        <w:pStyle w:val="ListParagraph"/>
-        <w:numPr>
-          <w:ilvl w:val="0"/>
-          <w:numId w:val="2"/>
-        </w:numPr>
-        <w:spacing w:after="100"/>
-      </w:pPr>
-      <w:r>
-        <w:rPr>
-          <w:b/>
-          <w:bCs/>
-        </w:rPr>
-        <w:t xml:space="preserve">RF02 — </w:t>
-      </w:r>
-      <w:r>
-        <w:t xml:space="preserve">Criação de novas turmas, associadas a um curso.</w:t>
-      </w:r>
-    </w:p>
-    <w:p>
-      <w:pPr>
-        <w:pStyle w:val="ListParagraph"/>
-        <w:numPr>
-          <w:ilvl w:val="0"/>
-          <w:numId w:val="2"/>
-        </w:numPr>
-        <w:spacing w:after="100"/>
-      </w:pPr>
-      <w:r>
-        <w:rPr>
-          <w:b/>
-          <w:bCs/>
-        </w:rPr>
-        <w:t xml:space="preserve">RF03 — </w:t>
-      </w:r>
-      <w:r>
-        <w:t xml:space="preserve">Visualização das turmas e dos alunos matriculados em cada uma.</w:t>
-      </w:r>
-    </w:p>
-    <w:p>
-      <w:pPr>
-        <w:pStyle w:val="ListParagraph"/>
-        <w:numPr>
-          <w:ilvl w:val="0"/>
-          <w:numId w:val="2"/>
-        </w:numPr>
-        <w:spacing w:after="100"/>
-      </w:pPr>
-      <w:r>
-        <w:rPr>
-          <w:b/>
-          <w:bCs/>
-        </w:rPr>
-        <w:t xml:space="preserve">RF04 — </w:t>
-      </w:r>
-      <w:r>
-        <w:t xml:space="preserve">Cadastro, edição e remoção de atividades vinculadas a uma turma.</w:t>
-      </w:r>
-    </w:p>
-    <w:p>
-      <w:pPr>
-        <w:pStyle w:val="ListParagraph"/>
-        <w:numPr>
-          <w:ilvl w:val="0"/>
-          <w:numId w:val="2"/>
-        </w:numPr>
-        <w:spacing w:after="100"/>
-      </w:pPr>
-      <w:r>
-        <w:rPr>
-          <w:b/>
-          <w:bCs/>
-        </w:rPr>
-        <w:t xml:space="preserve">RF05 — </w:t>
-      </w:r>
-      <w:r>
-        <w:t xml:space="preserve">Visualização das submissões dos alunos e das notas atribuídas.</w:t>
-      </w:r>
-    </w:p>
-    <w:p>
-      <w:pPr>
-        <w:pStyle w:val="ListParagraph"/>
-        <w:numPr>
-          <w:ilvl w:val="0"/>
-          <w:numId w:val="2"/>
-        </w:numPr>
-        <w:spacing w:after="100"/>
-      </w:pPr>
-      <w:r>
-        <w:rPr>
-          <w:b/>
-          <w:bCs/>
-        </w:rPr>
-        <w:t xml:space="preserve">RF06 — </w:t>
-      </w:r>
-      <w:r>
-        <w:t xml:space="preserve">Revisão e, se necessário, alteração da nota sugerida pela IA antes de torná-la definitiva.</w:t>
-      </w:r>
-    </w:p>
-    <w:p>
-      <w:pPr>
-        <w:pStyle w:val="ListParagraph"/>
-        <w:numPr>
-          <w:ilvl w:val="0"/>
-          <w:numId w:val="2"/>
-        </w:numPr>
-        <w:spacing w:after="100"/>
-      </w:pPr>
-      <w:r>
-        <w:rPr>
-          <w:b/>
-          <w:bCs/>
-        </w:rPr>
-        <w:t xml:space="preserve">RF07 — </w:t>
-      </w:r>
-      <w:r>
-        <w:t xml:space="preserve">Configuração dos critérios usados pela IA para avaliar as atividades.</w:t>
-      </w:r>
-    </w:p>
-    <w:p>
-      <w:pPr>
-        <w:pStyle w:val="Heading2"/>
-        <w:spacing w:after="100" w:before="220"/>
-      </w:pPr>
-      <w:r>
-        <w:t xml:space="preserve">Área do Aluno</w:t>
-      </w:r>
-    </w:p>
-    <w:p>
-      <w:pPr>
-        <w:pStyle w:val="ListParagraph"/>
-        <w:numPr>
-          <w:ilvl w:val="0"/>
-          <w:numId w:val="2"/>
-        </w:numPr>
-        <w:spacing w:after="100"/>
-      </w:pPr>
-      <w:r>
-        <w:rPr>
-          <w:b/>
-          <w:bCs/>
-        </w:rPr>
-        <w:t xml:space="preserve">RF08 — </w:t>
-      </w:r>
-      <w:r>
-        <w:t xml:space="preserve">Login exclusivo de aluno.</w:t>
-      </w:r>
-    </w:p>
-    <w:p>
-      <w:pPr>
-        <w:pStyle w:val="ListParagraph"/>
-        <w:numPr>
-          <w:ilvl w:val="0"/>
-          <w:numId w:val="2"/>
-        </w:numPr>
-        <w:spacing w:after="100"/>
-      </w:pPr>
-      <w:r>
-        <w:rPr>
-          <w:b/>
-          <w:bCs/>
-        </w:rPr>
-        <w:t xml:space="preserve">RF09 — </w:t>
-      </w:r>
-      <w:r>
-        <w:t xml:space="preserve">Seleção entre os cursos em que está matriculado.</w:t>
-      </w:r>
-    </w:p>
-    <w:p>
-      <w:pPr>
-        <w:pStyle w:val="ListParagraph"/>
-        <w:numPr>
-          <w:ilvl w:val="0"/>
-          <w:numId w:val="2"/>
-        </w:numPr>
-        <w:spacing w:after="100"/>
-      </w:pPr>
-      <w:r>
-        <w:rPr>
-          <w:b/>
-          <w:bCs/>
-        </w:rPr>
-        <w:t xml:space="preserve">RF10 — </w:t>
-      </w:r>
-      <w:r>
-        <w:t xml:space="preserve">Visualização de atividades pendentes e já realizadas.</w:t>
-      </w:r>
-    </w:p>
-    <w:p>
-      <w:pPr>
-        <w:pStyle w:val="ListParagraph"/>
-        <w:numPr>
-          <w:ilvl w:val="0"/>
-          <w:numId w:val="2"/>
-        </w:numPr>
-        <w:spacing w:after="100"/>
-      </w:pPr>
-      <w:r>
-        <w:rPr>
-          <w:b/>
-          <w:bCs/>
-        </w:rPr>
-        <w:t xml:space="preserve">RF11 — </w:t>
-      </w:r>
-      <w:r>
-        <w:t xml:space="preserve">Realização de atividades exclusivamente dentro da plataforma.</w:t>
-      </w:r>
-    </w:p>
-    <w:p>
-      <w:pPr>
-        <w:pStyle w:val="ListParagraph"/>
-        <w:numPr>
-          <w:ilvl w:val="0"/>
-          <w:numId w:val="2"/>
-        </w:numPr>
-        <w:spacing w:after="100"/>
-      </w:pPr>
-      <w:r>
-        <w:rPr>
-          <w:b/>
-          <w:bCs/>
-        </w:rPr>
-        <w:t xml:space="preserve">RF12 — </w:t>
-      </w:r>
-      <w:r>
-        <w:t xml:space="preserve">Acesso à Fazenda (mini-jogo) a partir de um botão dedicado.</w:t>
-      </w:r>
-    </w:p>
-    <w:p>
-      <w:pPr>
-        <w:pStyle w:val="ListParagraph"/>
-        <w:numPr>
-          <w:ilvl w:val="0"/>
-          <w:numId w:val="2"/>
-        </w:numPr>
-        <w:spacing w:after="100"/>
-      </w:pPr>
-      <w:r>
-        <w:rPr>
-          <w:b/>
-          <w:bCs/>
-        </w:rPr>
-        <w:t xml:space="preserve">RF13 — </w:t>
-      </w:r>
-      <w:r>
-        <w:t xml:space="preserve">Nova tentativa de uma atividade após receber o feedback da IA, dentro do prazo definido pelo instrutor.</w:t>
-      </w:r>
-    </w:p>
-    <w:p>
-      <w:pPr>
-        <w:pStyle w:val="Heading2"/>
-        <w:spacing w:after="100" w:before="220"/>
-      </w:pPr>
-      <w:r>
-        <w:t xml:space="preserve">IA e Feedback</w:t>
-      </w:r>
-    </w:p>
-    <w:p>
-      <w:pPr>
-        <w:pStyle w:val="ListParagraph"/>
-        <w:numPr>
-          <w:ilvl w:val="0"/>
-          <w:numId w:val="2"/>
-        </w:numPr>
-        <w:spacing w:after="100"/>
-      </w:pPr>
-      <w:r>
-        <w:rPr>
-          <w:b/>
-          <w:bCs/>
-        </w:rPr>
-        <w:t xml:space="preserve">RF14 — </w:t>
-      </w:r>
-      <w:r>
-        <w:t xml:space="preserve">Geração de uma resposta de referência e comparação com a resposta do aluno.</w:t>
-      </w:r>
-    </w:p>
-    <w:p>
-      <w:pPr>
-        <w:pStyle w:val="ListParagraph"/>
-        <w:numPr>
-          <w:ilvl w:val="0"/>
-          <w:numId w:val="2"/>
-        </w:numPr>
-        <w:spacing w:after="100"/>
-      </w:pPr>
-      <w:r>
-        <w:rPr>
-          <w:b/>
-          <w:bCs/>
-        </w:rPr>
-        <w:t xml:space="preserve">RF15 — </w:t>
-      </w:r>
-      <w:r>
-        <w:t xml:space="preserve">Apresentação de feedback textual ao aluno, com pontos positivos e pontos a melhorar.</w:t>
-      </w:r>
-    </w:p>
-    <w:p>
-      <w:pPr>
-        <w:pStyle w:val="ListParagraph"/>
-        <w:numPr>
-          <w:ilvl w:val="0"/>
-          <w:numId w:val="2"/>
-        </w:numPr>
-        <w:spacing w:after="100"/>
-      </w:pPr>
-      <w:r>
-        <w:rPr>
-          <w:b/>
-          <w:bCs/>
-        </w:rPr>
-        <w:t xml:space="preserve">RF16 — </w:t>
-      </w:r>
-      <w:r>
-        <w:t xml:space="preserve">Atribuição de nota sugerida com base na comparação, sujeita à revisão do instrutor.</w:t>
-      </w:r>
-    </w:p>
-    <w:p>
-      <w:pPr>
-        <w:pStyle w:val="Heading2"/>
-        <w:spacing w:after="100" w:before="220"/>
-      </w:pPr>
-      <w:r>
-        <w:t xml:space="preserve">Fazenda e Gamificação</w:t>
-      </w:r>
-    </w:p>
-    <w:p>
-      <w:pPr>
-        <w:pStyle w:val="ListParagraph"/>
-        <w:numPr>
-          <w:ilvl w:val="0"/>
-          <w:numId w:val="2"/>
-        </w:numPr>
-        <w:spacing w:after="100"/>
-      </w:pPr>
-      <w:r>
-        <w:rPr>
-          <w:b/>
-          <w:bCs/>
-        </w:rPr>
-        <w:t xml:space="preserve">RF17 — </w:t>
-      </w:r>
-      <w:r>
-        <w:t xml:space="preserve">Concessão de XP ao aluno conforme o desempenho nas atividades.</w:t>
-      </w:r>
-    </w:p>
-    <w:p>
-      <w:pPr>
-        <w:pStyle w:val="ListParagraph"/>
-        <w:numPr>
-          <w:ilvl w:val="0"/>
-          <w:numId w:val="2"/>
-        </w:numPr>
-        <w:spacing w:after="100"/>
-      </w:pPr>
-      <w:r>
-        <w:rPr>
-          <w:b/>
-          <w:bCs/>
-        </w:rPr>
-        <w:t xml:space="preserve">RF18 — </w:t>
-      </w:r>
-      <w:r>
-        <w:t xml:space="preserve">Evolução visual da fazenda (nível, construções, plantações, animais) proporcional ao XP.</w:t>
-      </w:r>
-    </w:p>
-    <w:p>
-      <w:pPr>
-        <w:pStyle w:val="ListParagraph"/>
-        <w:numPr>
-          <w:ilvl w:val="0"/>
-          <w:numId w:val="2"/>
-        </w:numPr>
-        <w:spacing w:after="100"/>
-      </w:pPr>
-      <w:r>
-        <w:rPr>
-          <w:b/>
-          <w:bCs/>
-        </w:rPr>
-        <w:t xml:space="preserve">RF19 — </w:t>
-      </w:r>
-      <w:r>
-        <w:t xml:space="preserve">Retrocesso do estado da fazenda em caso de desempenho insuficiente.</w:t>
-      </w:r>
-    </w:p>
-    <w:p>
-      <w:pPr>
-        <w:pStyle w:val="Heading1"/>
-        <w:spacing w:after="150" w:before="320"/>
-      </w:pPr>
-      <w:r>
-        <w:t xml:space="preserve">3. Requisitos Não Funcionais</w:t>
-      </w:r>
-    </w:p>
-    <w:p>
-      <w:pPr>
-        <w:pStyle w:val="ListParagraph"/>
-        <w:numPr>
-          <w:ilvl w:val="0"/>
-          <w:numId w:val="2"/>
-        </w:numPr>
-        <w:spacing w:after="100"/>
-      </w:pPr>
-      <w:r>
-        <w:rPr>
-          <w:b/>
-          <w:bCs/>
-        </w:rPr>
-        <w:t xml:space="preserve">Segurança: </w:t>
-      </w:r>
-      <w:r>
-        <w:t xml:space="preserve">Código enviado pelo aluno é executado em ambiente isolado (Judge0), sem acesso à rede e com limite de tempo/CPU/memória.</w:t>
-      </w:r>
-    </w:p>
-    <w:p>
-      <w:pPr>
-        <w:pStyle w:val="ListParagraph"/>
-        <w:numPr>
-          <w:ilvl w:val="0"/>
-          <w:numId w:val="2"/>
-        </w:numPr>
-        <w:spacing w:after="100"/>
-      </w:pPr>
-      <w:r>
-        <w:rPr>
-          <w:b/>
-          <w:bCs/>
-        </w:rPr>
-        <w:t xml:space="preserve">Desempenho: </w:t>
-      </w:r>
-      <w:r>
-        <w:t xml:space="preserve">Suporte a pelo menos 56 usuários simultâneos sem degradação perceptível em login, envio de atividade e consulta de notas.</w:t>
-      </w:r>
-    </w:p>
-    <w:p>
-      <w:pPr>
-        <w:pStyle w:val="ListParagraph"/>
-        <w:numPr>
-          <w:ilvl w:val="0"/>
-          <w:numId w:val="2"/>
-        </w:numPr>
-        <w:spacing w:after="100"/>
-      </w:pPr>
-      <w:r>
-        <w:rPr>
-          <w:b/>
-          <w:bCs/>
-        </w:rPr>
-        <w:t xml:space="preserve">Disponibilidade: </w:t>
-      </w:r>
-      <w:r>
-        <w:t xml:space="preserve">Sistema disponível durante o horário de aula das duas turmas (manhã e tarde).</w:t>
-      </w:r>
-    </w:p>
-    <w:p>
-      <w:pPr>
-        <w:pStyle w:val="ListParagraph"/>
-        <w:numPr>
-          <w:ilvl w:val="0"/>
-          <w:numId w:val="2"/>
-        </w:numPr>
-        <w:spacing w:after="100"/>
-      </w:pPr>
-      <w:r>
-        <w:rPr>
-          <w:b/>
-          <w:bCs/>
-        </w:rPr>
-        <w:t xml:space="preserve">Usabilidade: </w:t>
-      </w:r>
-      <w:r>
-        <w:t xml:space="preserve">Interface com funcionamento similar a plataformas já conhecidas pelos alunos (ex.: Google Sala de Aula).</w:t>
-      </w:r>
-    </w:p>
-    <w:p>
-      <w:pPr>
-        <w:pStyle w:val="ListParagraph"/>
-        <w:numPr>
-          <w:ilvl w:val="0"/>
-          <w:numId w:val="2"/>
-        </w:numPr>
-        <w:spacing w:after="100"/>
-      </w:pPr>
-      <w:r>
-        <w:rPr>
-          <w:b/>
-          <w:bCs/>
-        </w:rPr>
-        <w:t xml:space="preserve">Privacidade / LGPD: </w:t>
-      </w:r>
-      <w:r>
-        <w:t xml:space="preserve">Dados pessoais tratados com o mínimo necessário, sem exposição pública de notas ou identificação — parte dos alunos é menor de idade.</w:t>
-      </w:r>
-    </w:p>
-    <w:p>
-      <w:pPr>
-        <w:pStyle w:val="ListParagraph"/>
-        <w:numPr>
-          <w:ilvl w:val="0"/>
-          <w:numId w:val="2"/>
-        </w:numPr>
-        <w:spacing w:after="100"/>
-      </w:pPr>
-      <w:r>
-        <w:rPr>
-          <w:b/>
-          <w:bCs/>
-        </w:rPr>
-        <w:t xml:space="preserve">Tempo de resposta da IA: </w:t>
-      </w:r>
-      <w:r>
-        <w:t xml:space="preserve">Indicador de carregamento no envio da atividade, já que o feedback pode não ser instantâneo.</w:t>
-      </w:r>
-    </w:p>
-    <w:p>
-      <w:pPr>
-        <w:pStyle w:val="ListParagraph"/>
-        <w:numPr>
-          <w:ilvl w:val="0"/>
-          <w:numId w:val="2"/>
-        </w:numPr>
-        <w:spacing w:after="100"/>
-      </w:pPr>
-      <w:r>
-        <w:rPr>
-          <w:b/>
-          <w:bCs/>
-        </w:rPr>
-        <w:t xml:space="preserve">Portabilidade: </w:t>
-      </w:r>
-      <w:r>
-        <w:t xml:space="preserve">Funcionamento nos navegadores já usados nos laboratórios do SENAI, sem instalação adicional.</w:t>
-      </w:r>
-    </w:p>
-    <w:p>
-      <w:pPr>
-        <w:pStyle w:val="Heading1"/>
-        <w:spacing w:after="150" w:before="320"/>
-      </w:pPr>
-      <w:r>
-        <w:t xml:space="preserve">4. Regras de Negócio</w:t>
-      </w:r>
-    </w:p>
-    <w:p>
-      <w:pPr>
-        <w:pStyle w:val="ListParagraph"/>
-        <w:numPr>
-          <w:ilvl w:val="0"/>
-          <w:numId w:val="2"/>
-        </w:numPr>
-        <w:spacing w:after="100"/>
-      </w:pPr>
-      <w:r>
-        <w:rPr>
-          <w:b/>
-          <w:bCs/>
-        </w:rPr>
-        <w:t xml:space="preserve">RN01 — </w:t>
-      </w:r>
-      <w:r>
-        <w:t xml:space="preserve">Toda atividade pertence a exatamente uma turma.</w:t>
-      </w:r>
-    </w:p>
-    <w:p>
-      <w:pPr>
-        <w:pStyle w:val="ListParagraph"/>
-        <w:numPr>
-          <w:ilvl w:val="0"/>
-          <w:numId w:val="2"/>
-        </w:numPr>
-        <w:spacing w:after="100"/>
-      </w:pPr>
-      <w:r>
-        <w:rPr>
-          <w:b/>
-          <w:bCs/>
-        </w:rPr>
-        <w:t xml:space="preserve">RN02 — </w:t>
-      </w:r>
-      <w:r>
-        <w:t xml:space="preserve">Um aluno só realiza atividades das turmas em que está matriculado.</w:t>
-      </w:r>
-    </w:p>
-    <w:p>
-      <w:pPr>
-        <w:pStyle w:val="ListParagraph"/>
-        <w:numPr>
-          <w:ilvl w:val="0"/>
-          <w:numId w:val="2"/>
-        </w:numPr>
-        <w:spacing w:after="100"/>
-      </w:pPr>
-      <w:r>
-        <w:rPr>
-          <w:b/>
-          <w:bCs/>
-        </w:rPr>
-        <w:t xml:space="preserve">RN03 — </w:t>
-      </w:r>
-      <w:r>
-        <w:t xml:space="preserve">A resposta do aluno só é aceita dentro da própria plataforma, salvo exceção definida pelo tipo de atividade.</w:t>
-      </w:r>
-    </w:p>
-    <w:p>
-      <w:pPr>
-        <w:pStyle w:val="ListParagraph"/>
-        <w:numPr>
-          <w:ilvl w:val="0"/>
-          <w:numId w:val="2"/>
-        </w:numPr>
-        <w:spacing w:after="100"/>
-      </w:pPr>
-      <w:r>
-        <w:rPr>
-          <w:b/>
-          <w:bCs/>
-        </w:rPr>
-        <w:t xml:space="preserve">RN04 — </w:t>
-      </w:r>
-      <w:r>
-        <w:t xml:space="preserve">A nota sugerida pela IA não é definitiva até validação do instrutor.</w:t>
-      </w:r>
-    </w:p>
-    <w:p>
-      <w:pPr>
-        <w:pStyle w:val="ListParagraph"/>
-        <w:numPr>
-          <w:ilvl w:val="0"/>
-          <w:numId w:val="2"/>
-        </w:numPr>
-        <w:spacing w:after="100"/>
-      </w:pPr>
-      <w:r>
-        <w:rPr>
-          <w:b/>
-          <w:bCs/>
-        </w:rPr>
-        <w:t xml:space="preserve">RN05 — </w:t>
-      </w:r>
-      <w:r>
-        <w:t xml:space="preserve">A fazenda é um mini-jogo interativo, nunca uma imagem estática; evolui ou retrocede conforme o desempenho.</w:t>
-      </w:r>
-    </w:p>
-    <w:p>
-      <w:pPr>
-        <w:pStyle w:val="ListParagraph"/>
-        <w:numPr>
-          <w:ilvl w:val="0"/>
-          <w:numId w:val="2"/>
-        </w:numPr>
-        <w:spacing w:after="100"/>
-      </w:pPr>
-      <w:r>
-        <w:rPr>
-          <w:b/>
-          <w:bCs/>
-        </w:rPr>
-        <w:t xml:space="preserve">RN06 — </w:t>
-      </w:r>
-      <w:r>
-        <w:t xml:space="preserve">O sistema segue funcionamento similar ao Google Sala de Aula na tela inicial, login e organização de turmas/atividades.</w:t>
-      </w:r>
-    </w:p>
-    <w:p>
-      <w:pPr>
-        <w:pStyle w:val="ListParagraph"/>
-        <w:numPr>
-          <w:ilvl w:val="0"/>
-          <w:numId w:val="2"/>
-        </w:numPr>
-        <w:spacing w:after="100"/>
-      </w:pPr>
-      <w:r>
-        <w:rPr>
-          <w:b/>
-          <w:bCs/>
-        </w:rPr>
-        <w:t xml:space="preserve">RN07 — </w:t>
-      </w:r>
-      <w:r>
-        <w:t xml:space="preserve">Cada submissão gera no máximo um feedback de IA e uma nota vigente; tentativas antigas ficam no histórico.</w:t>
-      </w:r>
-    </w:p>
-    <w:p>
-      <w:r>
-        <w:br w:type="page"/>
-      </w:r>
-    </w:p>
-    <w:p>
-      <w:pPr>
-        <w:pStyle w:val="Heading1"/>
-        <w:spacing w:after="150" w:before="320"/>
-      </w:pPr>
-      <w:r>
-        <w:t xml:space="preserve">5. Arquitetura do Sistema</w:t>
-      </w:r>
-    </w:p>
-    <w:p>
-      <w:pPr>
-        <w:pStyle w:val="Heading2"/>
-        <w:spacing w:after="100" w:before="220"/>
-      </w:pPr>
-      <w:r>
-        <w:t xml:space="preserve">5.1 Stack tecnológica</w:t>
-      </w:r>
-    </w:p>
-    <w:p>
-      <w:pPr>
-        <w:spacing w:after="120"/>
-      </w:pPr>
-      <w:r>
-        <w:t xml:space="preserve">PHP puro (sem framework) + PDO + MySQL/MariaDB, priorizando os fundamentos que a turma está aprendendo nesta UC.</w:t>
-      </w:r>
-    </w:p>
-    <w:p>
-      <w:pPr>
-        <w:pStyle w:val="Heading2"/>
-        <w:spacing w:after="100" w:before="220"/>
-      </w:pPr>
-      <w:r>
-        <w:t xml:space="preserve">5.2 Organização por módulos de feature</w:t>
-      </w:r>
-    </w:p>
-    <w:p>
-      <w:pPr>
-        <w:spacing w:after="120"/>
-      </w:pPr>
-      <w:r>
-        <w:t xml:space="preserve">O código é organizado em módulos verticais — cada um concentra sua parte de banco de dados, lógica PHP e views — em vez de camadas horizontais. Isso permite que cada squad seja dono de um módulo ponta a ponta, minimizando conflitos de merge entre os 56 contribuidores:</w:t>
-      </w:r>
-    </w:p>
-    <w:p>
-      <w:pPr>
-        <w:shd w:fill="F2F2F2" w:val="clear"/>
-        <w:spacing w:after="40"/>
-      </w:pPr>
-      <w:r>
-        <w:rPr>
-          <w:rFonts w:ascii="Consolas" w:cs="Consolas" w:eastAsia="Consolas" w:hAnsi="Consolas"/>
-          <w:sz w:val="18"/>
-          <w:szCs w:val="18"/>
-        </w:rPr>
-        <w:t xml:space="preserve">app/</w:t>
-      </w:r>
-    </w:p>
-    <w:p>
-      <w:pPr>
-        <w:shd w:fill="F2F2F2" w:val="clear"/>
-        <w:spacing w:after="40"/>
-      </w:pPr>
-      <w:r>
-        <w:rPr>
-          <w:rFonts w:ascii="Consolas" w:cs="Consolas" w:eastAsia="Consolas" w:hAnsi="Consolas"/>
-          <w:sz w:val="18"/>
-          <w:szCs w:val="18"/>
-        </w:rPr>
-        <w:t xml:space="preserve">├── core/            (roteador, conexão PDO, sessão — uso restrito)</w:t>
-      </w:r>
-    </w:p>
-    <w:p>
-      <w:pPr>
-        <w:shd w:fill="F2F2F2" w:val="clear"/>
-        <w:spacing w:after="40"/>
-      </w:pPr>
-      <w:r>
-        <w:rPr>
-          <w:rFonts w:ascii="Consolas" w:cs="Consolas" w:eastAsia="Consolas" w:hAnsi="Consolas"/>
-          <w:sz w:val="18"/>
-          <w:szCs w:val="18"/>
-        </w:rPr>
-        <w:t xml:space="preserve">└── modules/</w:t>
-      </w:r>
-    </w:p>
-    <w:p>
-      <w:pPr>
-        <w:shd w:fill="F2F2F2" w:val="clear"/>
-        <w:spacing w:after="40"/>
-      </w:pPr>
-      <w:r>
-        <w:rPr>
-          <w:rFonts w:ascii="Consolas" w:cs="Consolas" w:eastAsia="Consolas" w:hAnsi="Consolas"/>
-          <w:sz w:val="18"/>
-          <w:szCs w:val="18"/>
-        </w:rPr>
-        <w:t xml:space="preserve">    ├── auth — autenticação e sessão dos dois perfis</w:t>
-      </w:r>
-    </w:p>
-    <w:p>
-      <w:pPr>
-        <w:shd w:fill="F2F2F2" w:val="clear"/>
-        <w:spacing w:after="40"/>
-      </w:pPr>
-      <w:r>
-        <w:rPr>
-          <w:rFonts w:ascii="Consolas" w:cs="Consolas" w:eastAsia="Consolas" w:hAnsi="Consolas"/>
-          <w:sz w:val="18"/>
-          <w:szCs w:val="18"/>
-        </w:rPr>
-        <w:t xml:space="preserve">    ├── turmas_cursos — CRUD de curso, turma e matrícula</w:t>
-      </w:r>
-    </w:p>
-    <w:p>
-      <w:pPr>
-        <w:shd w:fill="F2F2F2" w:val="clear"/>
-        <w:spacing w:after="40"/>
-      </w:pPr>
-      <w:r>
-        <w:rPr>
-          <w:rFonts w:ascii="Consolas" w:cs="Consolas" w:eastAsia="Consolas" w:hAnsi="Consolas"/>
-          <w:sz w:val="18"/>
-          <w:szCs w:val="18"/>
-        </w:rPr>
-        <w:t xml:space="preserve">    ├── atividades — CRUD de atividades (instrutor)</w:t>
-      </w:r>
-    </w:p>
-    <w:p>
-      <w:pPr>
-        <w:shd w:fill="F2F2F2" w:val="clear"/>
-        <w:spacing w:after="40"/>
-      </w:pPr>
-      <w:r>
-        <w:rPr>
-          <w:rFonts w:ascii="Consolas" w:cs="Consolas" w:eastAsia="Consolas" w:hAnsi="Consolas"/>
-          <w:sz w:val="18"/>
-          <w:szCs w:val="18"/>
-        </w:rPr>
-        <w:t xml:space="preserve">    ├── submissoes — envio da resposta do aluno e integração com o Judge0</w:t>
-      </w:r>
-    </w:p>
-    <w:p>
-      <w:pPr>
-        <w:shd w:fill="F2F2F2" w:val="clear"/>
-        <w:spacing w:after="40"/>
-      </w:pPr>
-      <w:r>
-        <w:rPr>
-          <w:rFonts w:ascii="Consolas" w:cs="Consolas" w:eastAsia="Consolas" w:hAnsi="Consolas"/>
-          <w:sz w:val="18"/>
-          <w:szCs w:val="18"/>
-        </w:rPr>
-        <w:t xml:space="preserve">    ├── feedback_ia — geração de feedback e nota sugerida via IA</w:t>
-      </w:r>
-    </w:p>
-    <w:p>
-      <w:pPr>
-        <w:shd w:fill="F2F2F2" w:val="clear"/>
-        <w:spacing w:after="40"/>
-      </w:pPr>
-      <w:r>
-        <w:rPr>
-          <w:rFonts w:ascii="Consolas" w:cs="Consolas" w:eastAsia="Consolas" w:hAnsi="Consolas"/>
-          <w:sz w:val="18"/>
-          <w:szCs w:val="18"/>
-        </w:rPr>
-        <w:t xml:space="preserve">    ├── notas — atribuição e consulta de notas</w:t>
-      </w:r>
-    </w:p>
-    <w:p>
-      <w:pPr>
-        <w:shd w:fill="F2F2F2" w:val="clear"/>
-        <w:spacing w:after="40"/>
-      </w:pPr>
-      <w:r>
-        <w:rPr>
-          <w:rFonts w:ascii="Consolas" w:cs="Consolas" w:eastAsia="Consolas" w:hAnsi="Consolas"/>
-          <w:sz w:val="18"/>
-          <w:szCs w:val="18"/>
-        </w:rPr>
-        <w:t xml:space="preserve">    ├── gamificacao — motor de regras de XP</w:t>
-      </w:r>
-    </w:p>
-    <w:p>
-      <w:pPr>
-        <w:shd w:fill="F2F2F2" w:val="clear"/>
-        <w:spacing w:after="40"/>
-      </w:pPr>
-      <w:r>
-        <w:rPr>
-          <w:rFonts w:ascii="Consolas" w:cs="Consolas" w:eastAsia="Consolas" w:hAnsi="Consolas"/>
-          <w:sz w:val="18"/>
-          <w:szCs w:val="18"/>
-        </w:rPr>
-        <w:t xml:space="preserve">    ├── fazenda — mini-jogo e seus estados visuais</w:t>
-      </w:r>
-    </w:p>
-    <w:p>
-      <w:pPr>
-        <w:shd w:fill="F2F2F2" w:val="clear"/>
-        <w:spacing w:after="40"/>
-      </w:pPr>
-      <w:r>
-        <w:rPr>
-          <w:rFonts w:ascii="Consolas" w:cs="Consolas" w:eastAsia="Consolas" w:hAnsi="Consolas"/>
-          <w:sz w:val="18"/>
-          <w:szCs w:val="18"/>
-        </w:rPr>
-        <w:t xml:space="preserve">    ├── notificacoes — avisos de atividade pendente/nota</w:t>
-      </w:r>
-    </w:p>
-    <w:p>
-      <w:pPr>
-        <w:spacing w:after="120"/>
-      </w:pPr>
-      <w:r>
-        <w:t xml:space="preserve"/>
-      </w:r>
-    </w:p>
-    <w:p>
-      <w:pPr>
-        <w:pStyle w:val="Heading2"/>
-        <w:spacing w:after="100" w:before="220"/>
-      </w:pPr>
-      <w:r>
-        <w:t xml:space="preserve">5.3 Execução de código do aluno — Judge0</w:t>
-      </w:r>
-    </w:p>
-    <w:p>
-      <w:pPr>
-        <w:spacing w:after="120"/>
-      </w:pPr>
-      <w:r>
-        <w:t xml:space="preserve">A execução de atividades de código é delegada ao Judge0 (open-source), que isola cada submissão via namespaces e cgroups do Linux, com limite de tempo de CPU, memória e sem acesso à rede. Pode ser self-hosted via Docker (recomendado em servidor dedicado, já que os containers rodam em modo privileged) ou usado via API hospedada (RapidAPI, com tier gratuito). Suporta PHP e mais de 60 linguagens.</w:t>
-      </w:r>
-    </w:p>
-    <w:p>
-      <w:pPr>
-        <w:pStyle w:val="Heading2"/>
-        <w:spacing w:after="100" w:before="220"/>
-      </w:pPr>
-      <w:r>
-        <w:t xml:space="preserve">5.4 IA de correção e feedback</w:t>
-      </w:r>
-    </w:p>
-    <w:p>
-      <w:pPr>
-        <w:spacing w:after="120"/>
-      </w:pPr>
-      <w:r>
-        <w:t xml:space="preserve">Feedback e nota sugerida gerados por um modelo de linguagem local (Llama 3.1 8B via Ollama), mantendo os dados dos alunos no próprio servidor. O processamento local funciona em fila (não em paralelo), por isso o feedback é tratado como assíncrono. Uma API paga (ex.: Gemini Flash) fica disponível como plano B para dias de pico ou caso o hardware local não seja suficiente.</w:t>
-      </w:r>
-    </w:p>
-    <w:p>
-      <w:pPr>
-        <w:pStyle w:val="Heading1"/>
-        <w:spacing w:after="150" w:before="320"/>
-      </w:pPr>
-      <w:r>
-        <w:t xml:space="preserve">6. Modelo de Dados</w:t>
-      </w:r>
-    </w:p>
-    <w:p>
-      <w:pPr>
-        <w:spacing w:after="100" w:before="150"/>
-        <w:jc w:val="center"/>
+        <w:spacing w:after="100"/>
       </w:pPr>
       <w:r>
         <w:drawing>
           <wp:inline distT="0" distB="0" distL="0" distR="0">
-            <wp:extent cx="4953000" cy="4953000"/>
+            <wp:extent cx="762000" cy="762000"/>
             <wp:effectExtent t="0" r="0" b="0" l="0"/>
             <wp:docPr id="1" name="" descr="" title=""/>
             <wp:cNvGraphicFramePr>
@@ -1137,7 +34,7 @@
                   <pic:spPr bwMode="auto">
                     <a:xfrm>
                       <a:off x="0" y="0"/>
-                      <a:ext cx="4953000" cy="4953000"/>
+                      <a:ext cx="762000" cy="762000"/>
                     </a:xfrm>
                     <a:prstGeom prst="rect">
                       <a:avLst/>
@@ -1152,18 +49,1061 @@
     </w:p>
     <w:p>
       <w:pPr>
-        <w:spacing w:after="200"/>
-        <w:jc w:val="center"/>
+        <w:spacing w:after="80"/>
+      </w:pPr>
+      <w:r>
+        <w:rPr>
+          <w:b/>
+          <w:bCs/>
+          <w:sz w:val="60"/>
+          <w:szCs w:val="60"/>
+        </w:rPr>
+        <w:t xml:space="preserve">The Farmer Edu</w:t>
+      </w:r>
+    </w:p>
+    <w:p>
+      <w:pPr>
+        <w:spacing w:after="40"/>
+      </w:pPr>
+      <w:r>
+        <w:rPr>
+          <w:color w:val="555555"/>
+          <w:sz w:val="30"/>
+          <w:szCs w:val="30"/>
+        </w:rPr>
+        <w:t xml:space="preserve">Documentação Oficial do Sistema</w:t>
+      </w:r>
+    </w:p>
+    <w:p>
+      <w:pPr>
+        <w:spacing w:after="40"/>
       </w:pPr>
       <w:r>
         <w:rPr>
           <w:i/>
           <w:iCs/>
-          <w:color w:val="666666"/>
+          <w:color w:val="888888"/>
+          <w:sz w:val="22"/>
+          <w:szCs w:val="22"/>
+        </w:rPr>
+        <w:t xml:space="preserve">SENAI · Aprendizagem em Assistente de Programação Web · UC Desenvolvimento de Sistema Web</w:t>
+      </w:r>
+    </w:p>
+    <w:p>
+      <w:pPr>
+        <w:spacing w:after="400"/>
+      </w:pPr>
+      <w:r>
+        <w:rPr>
+          <w:color w:val="AAAAAA"/>
+          <w:sz w:val="20"/>
+          <w:szCs w:val="20"/>
+        </w:rPr>
+        <w:t xml:space="preserve">Versão 1.0</w:t>
+      </w:r>
+    </w:p>
+    <w:p>
+      <w:pPr>
+        <w:pStyle w:val="Heading1"/>
+        <w:spacing w:after="150" w:before="320"/>
+      </w:pPr>
+      <w:r>
+        <w:t xml:space="preserve">1. Visão Geral</w:t>
+      </w:r>
+    </w:p>
+    <w:p>
+      <w:pPr>
+        <w:spacing w:after="120"/>
+      </w:pPr>
+      <w:r>
+        <w:t xml:space="preserve">The Farmer Edu é um portal educacional com funcionamento similar ao Google Sala de Aula, desenvolvido como projeto integrador das duas turmas de Aprendizagem em Assistente de Programação Web do SENAI (56 alunos). O sistema une três frentes: gestão de turmas e atividades (instrutor), realização de atividades com correção assistida por Inteligência Artificial (aluno), e um sistema de gamificação — uma fazenda virtual que evolui ou retrocede de acordo com o desempenho do aluno nas atividades.</w:t>
+      </w:r>
+    </w:p>
+    <w:p>
+      <w:pPr>
+        <w:pStyle w:val="ListParagraph"/>
+        <w:numPr>
+          <w:ilvl w:val="0"/>
+          <w:numId w:val="2"/>
+        </w:numPr>
+        <w:spacing w:after="100"/>
+      </w:pPr>
+      <w:r>
+        <w:rPr>
+          <w:b/>
+          <w:bCs/>
+        </w:rPr>
+        <w:t xml:space="preserve">Público-alvo: </w:t>
+      </w:r>
+      <w:r>
+        <w:t xml:space="preserve">Instrutores (gestão de turmas, atividades e notas) e Alunos (realização de atividades e acompanhamento via fazenda).</w:t>
+      </w:r>
+    </w:p>
+    <w:p>
+      <w:pPr>
+        <w:pStyle w:val="ListParagraph"/>
+        <w:numPr>
+          <w:ilvl w:val="0"/>
+          <w:numId w:val="2"/>
+        </w:numPr>
+        <w:spacing w:after="100"/>
+      </w:pPr>
+      <w:r>
+        <w:rPr>
+          <w:b/>
+          <w:bCs/>
+        </w:rPr>
+        <w:t xml:space="preserve">Natureza do projeto: </w:t>
+      </w:r>
+      <w:r>
+        <w:t xml:space="preserve">desenvolvido simultaneamente pelas duas turmas, organizadas em squads mistos com liderança técnica rotativa, sem separação fixa por camada (front-end/back-end/banco de dados).</w:t>
+      </w:r>
+    </w:p>
+    <w:p>
+      <w:pPr>
+        <w:pStyle w:val="Heading1"/>
+        <w:spacing w:after="150" w:before="320"/>
+      </w:pPr>
+      <w:r>
+        <w:t xml:space="preserve">2. Requisitos Funcionais</w:t>
+      </w:r>
+    </w:p>
+    <w:p>
+      <w:pPr>
+        <w:pStyle w:val="Heading2"/>
+        <w:spacing w:after="100" w:before="220"/>
+      </w:pPr>
+      <w:r>
+        <w:t xml:space="preserve">Área do Instrutor</w:t>
+      </w:r>
+    </w:p>
+    <w:p>
+      <w:pPr>
+        <w:pStyle w:val="ListParagraph"/>
+        <w:numPr>
+          <w:ilvl w:val="0"/>
+          <w:numId w:val="2"/>
+        </w:numPr>
+        <w:spacing w:after="100"/>
+      </w:pPr>
+      <w:r>
+        <w:rPr>
+          <w:b/>
+          <w:bCs/>
+        </w:rPr>
+        <w:t xml:space="preserve">RF01 — </w:t>
+      </w:r>
+      <w:r>
+        <w:t xml:space="preserve">Login exclusivo de instrutor.</w:t>
+      </w:r>
+    </w:p>
+    <w:p>
+      <w:pPr>
+        <w:pStyle w:val="ListParagraph"/>
+        <w:numPr>
+          <w:ilvl w:val="0"/>
+          <w:numId w:val="2"/>
+        </w:numPr>
+        <w:spacing w:after="100"/>
+      </w:pPr>
+      <w:r>
+        <w:rPr>
+          <w:b/>
+          <w:bCs/>
+        </w:rPr>
+        <w:t xml:space="preserve">RF02 — </w:t>
+      </w:r>
+      <w:r>
+        <w:t xml:space="preserve">Criação de novas turmas, associadas a um curso.</w:t>
+      </w:r>
+    </w:p>
+    <w:p>
+      <w:pPr>
+        <w:pStyle w:val="ListParagraph"/>
+        <w:numPr>
+          <w:ilvl w:val="0"/>
+          <w:numId w:val="2"/>
+        </w:numPr>
+        <w:spacing w:after="100"/>
+      </w:pPr>
+      <w:r>
+        <w:rPr>
+          <w:b/>
+          <w:bCs/>
+        </w:rPr>
+        <w:t xml:space="preserve">RF03 — </w:t>
+      </w:r>
+      <w:r>
+        <w:t xml:space="preserve">Visualização das turmas e dos alunos matriculados em cada uma.</w:t>
+      </w:r>
+    </w:p>
+    <w:p>
+      <w:pPr>
+        <w:pStyle w:val="ListParagraph"/>
+        <w:numPr>
+          <w:ilvl w:val="0"/>
+          <w:numId w:val="2"/>
+        </w:numPr>
+        <w:spacing w:after="100"/>
+      </w:pPr>
+      <w:r>
+        <w:rPr>
+          <w:b/>
+          <w:bCs/>
+        </w:rPr>
+        <w:t xml:space="preserve">RF04 — </w:t>
+      </w:r>
+      <w:r>
+        <w:t xml:space="preserve">Cadastro, edição e remoção de atividades vinculadas a uma turma.</w:t>
+      </w:r>
+    </w:p>
+    <w:p>
+      <w:pPr>
+        <w:pStyle w:val="ListParagraph"/>
+        <w:numPr>
+          <w:ilvl w:val="0"/>
+          <w:numId w:val="2"/>
+        </w:numPr>
+        <w:spacing w:after="100"/>
+      </w:pPr>
+      <w:r>
+        <w:rPr>
+          <w:b/>
+          <w:bCs/>
+        </w:rPr>
+        <w:t xml:space="preserve">RF05 — </w:t>
+      </w:r>
+      <w:r>
+        <w:t xml:space="preserve">Visualização das submissões dos alunos e das notas atribuídas.</w:t>
+      </w:r>
+    </w:p>
+    <w:p>
+      <w:pPr>
+        <w:pStyle w:val="ListParagraph"/>
+        <w:numPr>
+          <w:ilvl w:val="0"/>
+          <w:numId w:val="2"/>
+        </w:numPr>
+        <w:spacing w:after="100"/>
+      </w:pPr>
+      <w:r>
+        <w:rPr>
+          <w:b/>
+          <w:bCs/>
+        </w:rPr>
+        <w:t xml:space="preserve">RF06 — </w:t>
+      </w:r>
+      <w:r>
+        <w:t xml:space="preserve">Revisão e, se necessário, alteração da nota sugerida pela IA antes de torná-la definitiva.</w:t>
+      </w:r>
+    </w:p>
+    <w:p>
+      <w:pPr>
+        <w:pStyle w:val="ListParagraph"/>
+        <w:numPr>
+          <w:ilvl w:val="0"/>
+          <w:numId w:val="2"/>
+        </w:numPr>
+        <w:spacing w:after="100"/>
+      </w:pPr>
+      <w:r>
+        <w:rPr>
+          <w:b/>
+          <w:bCs/>
+        </w:rPr>
+        <w:t xml:space="preserve">RF07 — </w:t>
+      </w:r>
+      <w:r>
+        <w:t xml:space="preserve">Configuração dos critérios usados pela IA para avaliar as atividades.</w:t>
+      </w:r>
+    </w:p>
+    <w:p>
+      <w:pPr>
+        <w:pStyle w:val="Heading2"/>
+        <w:spacing w:after="100" w:before="220"/>
+      </w:pPr>
+      <w:r>
+        <w:t xml:space="preserve">Área do Aluno</w:t>
+      </w:r>
+    </w:p>
+    <w:p>
+      <w:pPr>
+        <w:pStyle w:val="ListParagraph"/>
+        <w:numPr>
+          <w:ilvl w:val="0"/>
+          <w:numId w:val="2"/>
+        </w:numPr>
+        <w:spacing w:after="100"/>
+      </w:pPr>
+      <w:r>
+        <w:rPr>
+          <w:b/>
+          <w:bCs/>
+        </w:rPr>
+        <w:t xml:space="preserve">RF08 — </w:t>
+      </w:r>
+      <w:r>
+        <w:t xml:space="preserve">Login exclusivo de aluno.</w:t>
+      </w:r>
+    </w:p>
+    <w:p>
+      <w:pPr>
+        <w:pStyle w:val="ListParagraph"/>
+        <w:numPr>
+          <w:ilvl w:val="0"/>
+          <w:numId w:val="2"/>
+        </w:numPr>
+        <w:spacing w:after="100"/>
+      </w:pPr>
+      <w:r>
+        <w:rPr>
+          <w:b/>
+          <w:bCs/>
+        </w:rPr>
+        <w:t xml:space="preserve">RF09 — </w:t>
+      </w:r>
+      <w:r>
+        <w:t xml:space="preserve">Seleção entre os cursos em que está matriculado.</w:t>
+      </w:r>
+    </w:p>
+    <w:p>
+      <w:pPr>
+        <w:pStyle w:val="ListParagraph"/>
+        <w:numPr>
+          <w:ilvl w:val="0"/>
+          <w:numId w:val="2"/>
+        </w:numPr>
+        <w:spacing w:after="100"/>
+      </w:pPr>
+      <w:r>
+        <w:rPr>
+          <w:b/>
+          <w:bCs/>
+        </w:rPr>
+        <w:t xml:space="preserve">RF10 — </w:t>
+      </w:r>
+      <w:r>
+        <w:t xml:space="preserve">Visualização de atividades pendentes e já realizadas.</w:t>
+      </w:r>
+    </w:p>
+    <w:p>
+      <w:pPr>
+        <w:pStyle w:val="ListParagraph"/>
+        <w:numPr>
+          <w:ilvl w:val="0"/>
+          <w:numId w:val="2"/>
+        </w:numPr>
+        <w:spacing w:after="100"/>
+      </w:pPr>
+      <w:r>
+        <w:rPr>
+          <w:b/>
+          <w:bCs/>
+        </w:rPr>
+        <w:t xml:space="preserve">RF11 — </w:t>
+      </w:r>
+      <w:r>
+        <w:t xml:space="preserve">Realização de atividades exclusivamente dentro da plataforma.</w:t>
+      </w:r>
+    </w:p>
+    <w:p>
+      <w:pPr>
+        <w:pStyle w:val="ListParagraph"/>
+        <w:numPr>
+          <w:ilvl w:val="0"/>
+          <w:numId w:val="2"/>
+        </w:numPr>
+        <w:spacing w:after="100"/>
+      </w:pPr>
+      <w:r>
+        <w:rPr>
+          <w:b/>
+          <w:bCs/>
+        </w:rPr>
+        <w:t xml:space="preserve">RF12 — </w:t>
+      </w:r>
+      <w:r>
+        <w:t xml:space="preserve">Acesso à Fazenda (mini-jogo) a partir de um botão dedicado.</w:t>
+      </w:r>
+    </w:p>
+    <w:p>
+      <w:pPr>
+        <w:pStyle w:val="ListParagraph"/>
+        <w:numPr>
+          <w:ilvl w:val="0"/>
+          <w:numId w:val="2"/>
+        </w:numPr>
+        <w:spacing w:after="100"/>
+      </w:pPr>
+      <w:r>
+        <w:rPr>
+          <w:b/>
+          <w:bCs/>
+        </w:rPr>
+        <w:t xml:space="preserve">RF13 — </w:t>
+      </w:r>
+      <w:r>
+        <w:t xml:space="preserve">Nova tentativa de uma atividade após receber o feedback da IA, dentro do prazo definido pelo instrutor.</w:t>
+      </w:r>
+    </w:p>
+    <w:p>
+      <w:pPr>
+        <w:pStyle w:val="Heading2"/>
+        <w:spacing w:after="100" w:before="220"/>
+      </w:pPr>
+      <w:r>
+        <w:t xml:space="preserve">IA e Feedback</w:t>
+      </w:r>
+    </w:p>
+    <w:p>
+      <w:pPr>
+        <w:pStyle w:val="ListParagraph"/>
+        <w:numPr>
+          <w:ilvl w:val="0"/>
+          <w:numId w:val="2"/>
+        </w:numPr>
+        <w:spacing w:after="100"/>
+      </w:pPr>
+      <w:r>
+        <w:rPr>
+          <w:b/>
+          <w:bCs/>
+        </w:rPr>
+        <w:t xml:space="preserve">RF14 — </w:t>
+      </w:r>
+      <w:r>
+        <w:t xml:space="preserve">Geração de uma resposta de referência e comparação com a resposta do aluno.</w:t>
+      </w:r>
+    </w:p>
+    <w:p>
+      <w:pPr>
+        <w:pStyle w:val="ListParagraph"/>
+        <w:numPr>
+          <w:ilvl w:val="0"/>
+          <w:numId w:val="2"/>
+        </w:numPr>
+        <w:spacing w:after="100"/>
+      </w:pPr>
+      <w:r>
+        <w:rPr>
+          <w:b/>
+          <w:bCs/>
+        </w:rPr>
+        <w:t xml:space="preserve">RF15 — </w:t>
+      </w:r>
+      <w:r>
+        <w:t xml:space="preserve">Apresentação de feedback textual ao aluno, com pontos positivos e pontos a melhorar.</w:t>
+      </w:r>
+    </w:p>
+    <w:p>
+      <w:pPr>
+        <w:pStyle w:val="ListParagraph"/>
+        <w:numPr>
+          <w:ilvl w:val="0"/>
+          <w:numId w:val="2"/>
+        </w:numPr>
+        <w:spacing w:after="100"/>
+      </w:pPr>
+      <w:r>
+        <w:rPr>
+          <w:b/>
+          <w:bCs/>
+        </w:rPr>
+        <w:t xml:space="preserve">RF16 — </w:t>
+      </w:r>
+      <w:r>
+        <w:t xml:space="preserve">Atribuição de nota sugerida com base na comparação, sujeita à revisão do instrutor.</w:t>
+      </w:r>
+    </w:p>
+    <w:p>
+      <w:pPr>
+        <w:pStyle w:val="Heading2"/>
+        <w:spacing w:after="100" w:before="220"/>
+      </w:pPr>
+      <w:r>
+        <w:t xml:space="preserve">Fazenda e Gamificação</w:t>
+      </w:r>
+    </w:p>
+    <w:p>
+      <w:pPr>
+        <w:pStyle w:val="ListParagraph"/>
+        <w:numPr>
+          <w:ilvl w:val="0"/>
+          <w:numId w:val="2"/>
+        </w:numPr>
+        <w:spacing w:after="100"/>
+      </w:pPr>
+      <w:r>
+        <w:rPr>
+          <w:b/>
+          <w:bCs/>
+        </w:rPr>
+        <w:t xml:space="preserve">RF17 — </w:t>
+      </w:r>
+      <w:r>
+        <w:t xml:space="preserve">Concessão de XP ao aluno conforme o desempenho nas atividades.</w:t>
+      </w:r>
+    </w:p>
+    <w:p>
+      <w:pPr>
+        <w:pStyle w:val="ListParagraph"/>
+        <w:numPr>
+          <w:ilvl w:val="0"/>
+          <w:numId w:val="2"/>
+        </w:numPr>
+        <w:spacing w:after="100"/>
+      </w:pPr>
+      <w:r>
+        <w:rPr>
+          <w:b/>
+          <w:bCs/>
+        </w:rPr>
+        <w:t xml:space="preserve">RF18 — </w:t>
+      </w:r>
+      <w:r>
+        <w:t xml:space="preserve">Evolução visual da fazenda (nível, construções, plantações, animais) proporcional ao XP.</w:t>
+      </w:r>
+    </w:p>
+    <w:p>
+      <w:pPr>
+        <w:pStyle w:val="ListParagraph"/>
+        <w:numPr>
+          <w:ilvl w:val="0"/>
+          <w:numId w:val="2"/>
+        </w:numPr>
+        <w:spacing w:after="100"/>
+      </w:pPr>
+      <w:r>
+        <w:rPr>
+          <w:b/>
+          <w:bCs/>
+        </w:rPr>
+        <w:t xml:space="preserve">RF19 — </w:t>
+      </w:r>
+      <w:r>
+        <w:t xml:space="preserve">Retrocesso do estado da fazenda em caso de desempenho insuficiente.</w:t>
+      </w:r>
+    </w:p>
+    <w:p>
+      <w:pPr>
+        <w:pStyle w:val="Heading1"/>
+        <w:spacing w:after="150" w:before="320"/>
+      </w:pPr>
+      <w:r>
+        <w:t xml:space="preserve">3. Requisitos Não Funcionais</w:t>
+      </w:r>
+    </w:p>
+    <w:p>
+      <w:pPr>
+        <w:pStyle w:val="ListParagraph"/>
+        <w:numPr>
+          <w:ilvl w:val="0"/>
+          <w:numId w:val="2"/>
+        </w:numPr>
+        <w:spacing w:after="100"/>
+      </w:pPr>
+      <w:r>
+        <w:rPr>
+          <w:b/>
+          <w:bCs/>
+        </w:rPr>
+        <w:t xml:space="preserve">Segurança: </w:t>
+      </w:r>
+      <w:r>
+        <w:t xml:space="preserve">Código enviado pelo aluno é executado em ambiente isolado (Judge0), sem acesso à rede e com limite de tempo/CPU/memória.</w:t>
+      </w:r>
+    </w:p>
+    <w:p>
+      <w:pPr>
+        <w:pStyle w:val="ListParagraph"/>
+        <w:numPr>
+          <w:ilvl w:val="0"/>
+          <w:numId w:val="2"/>
+        </w:numPr>
+        <w:spacing w:after="100"/>
+      </w:pPr>
+      <w:r>
+        <w:rPr>
+          <w:b/>
+          <w:bCs/>
+        </w:rPr>
+        <w:t xml:space="preserve">Desempenho: </w:t>
+      </w:r>
+      <w:r>
+        <w:t xml:space="preserve">Suporte a pelo menos 56 usuários simultâneos sem degradação perceptível em login, envio de atividade e consulta de notas.</w:t>
+      </w:r>
+    </w:p>
+    <w:p>
+      <w:pPr>
+        <w:pStyle w:val="ListParagraph"/>
+        <w:numPr>
+          <w:ilvl w:val="0"/>
+          <w:numId w:val="2"/>
+        </w:numPr>
+        <w:spacing w:after="100"/>
+      </w:pPr>
+      <w:r>
+        <w:rPr>
+          <w:b/>
+          <w:bCs/>
+        </w:rPr>
+        <w:t xml:space="preserve">Disponibilidade: </w:t>
+      </w:r>
+      <w:r>
+        <w:t xml:space="preserve">Sistema disponível durante o horário de aula das duas turmas (manhã e tarde).</w:t>
+      </w:r>
+    </w:p>
+    <w:p>
+      <w:pPr>
+        <w:pStyle w:val="ListParagraph"/>
+        <w:numPr>
+          <w:ilvl w:val="0"/>
+          <w:numId w:val="2"/>
+        </w:numPr>
+        <w:spacing w:after="100"/>
+      </w:pPr>
+      <w:r>
+        <w:rPr>
+          <w:b/>
+          <w:bCs/>
+        </w:rPr>
+        <w:t xml:space="preserve">Usabilidade: </w:t>
+      </w:r>
+      <w:r>
+        <w:t xml:space="preserve">Interface com funcionamento similar a plataformas já conhecidas pelos alunos (ex.: Google Sala de Aula).</w:t>
+      </w:r>
+    </w:p>
+    <w:p>
+      <w:pPr>
+        <w:pStyle w:val="ListParagraph"/>
+        <w:numPr>
+          <w:ilvl w:val="0"/>
+          <w:numId w:val="2"/>
+        </w:numPr>
+        <w:spacing w:after="100"/>
+      </w:pPr>
+      <w:r>
+        <w:rPr>
+          <w:b/>
+          <w:bCs/>
+        </w:rPr>
+        <w:t xml:space="preserve">Privacidade / LGPD: </w:t>
+      </w:r>
+      <w:r>
+        <w:t xml:space="preserve">Dados pessoais tratados com o mínimo necessário, sem exposição pública de notas ou identificação — parte dos alunos é menor de idade.</w:t>
+      </w:r>
+    </w:p>
+    <w:p>
+      <w:pPr>
+        <w:pStyle w:val="ListParagraph"/>
+        <w:numPr>
+          <w:ilvl w:val="0"/>
+          <w:numId w:val="2"/>
+        </w:numPr>
+        <w:spacing w:after="100"/>
+      </w:pPr>
+      <w:r>
+        <w:rPr>
+          <w:b/>
+          <w:bCs/>
+        </w:rPr>
+        <w:t xml:space="preserve">Tempo de resposta da IA: </w:t>
+      </w:r>
+      <w:r>
+        <w:t xml:space="preserve">Indicador de carregamento no envio da atividade, já que o feedback pode não ser instantâneo.</w:t>
+      </w:r>
+    </w:p>
+    <w:p>
+      <w:pPr>
+        <w:pStyle w:val="ListParagraph"/>
+        <w:numPr>
+          <w:ilvl w:val="0"/>
+          <w:numId w:val="2"/>
+        </w:numPr>
+        <w:spacing w:after="100"/>
+      </w:pPr>
+      <w:r>
+        <w:rPr>
+          <w:b/>
+          <w:bCs/>
+        </w:rPr>
+        <w:t xml:space="preserve">Portabilidade: </w:t>
+      </w:r>
+      <w:r>
+        <w:t xml:space="preserve">Funcionamento nos navegadores já usados nos laboratórios do SENAI, sem instalação adicional.</w:t>
+      </w:r>
+    </w:p>
+    <w:p>
+      <w:pPr>
+        <w:pStyle w:val="Heading1"/>
+        <w:spacing w:after="150" w:before="320"/>
+      </w:pPr>
+      <w:r>
+        <w:t xml:space="preserve">4. Regras de Negócio</w:t>
+      </w:r>
+    </w:p>
+    <w:p>
+      <w:pPr>
+        <w:pStyle w:val="ListParagraph"/>
+        <w:numPr>
+          <w:ilvl w:val="0"/>
+          <w:numId w:val="2"/>
+        </w:numPr>
+        <w:spacing w:after="100"/>
+      </w:pPr>
+      <w:r>
+        <w:rPr>
+          <w:b/>
+          <w:bCs/>
+        </w:rPr>
+        <w:t xml:space="preserve">RN01 — </w:t>
+      </w:r>
+      <w:r>
+        <w:t xml:space="preserve">Toda atividade pertence a exatamente uma turma.</w:t>
+      </w:r>
+    </w:p>
+    <w:p>
+      <w:pPr>
+        <w:pStyle w:val="ListParagraph"/>
+        <w:numPr>
+          <w:ilvl w:val="0"/>
+          <w:numId w:val="2"/>
+        </w:numPr>
+        <w:spacing w:after="100"/>
+      </w:pPr>
+      <w:r>
+        <w:rPr>
+          <w:b/>
+          <w:bCs/>
+        </w:rPr>
+        <w:t xml:space="preserve">RN02 — </w:t>
+      </w:r>
+      <w:r>
+        <w:t xml:space="preserve">Um aluno só realiza atividades das turmas em que está matriculado.</w:t>
+      </w:r>
+    </w:p>
+    <w:p>
+      <w:pPr>
+        <w:pStyle w:val="ListParagraph"/>
+        <w:numPr>
+          <w:ilvl w:val="0"/>
+          <w:numId w:val="2"/>
+        </w:numPr>
+        <w:spacing w:after="100"/>
+      </w:pPr>
+      <w:r>
+        <w:rPr>
+          <w:b/>
+          <w:bCs/>
+        </w:rPr>
+        <w:t xml:space="preserve">RN03 — </w:t>
+      </w:r>
+      <w:r>
+        <w:t xml:space="preserve">A resposta do aluno só é aceita dentro da própria plataforma, salvo exceção definida pelo tipo de atividade.</w:t>
+      </w:r>
+    </w:p>
+    <w:p>
+      <w:pPr>
+        <w:pStyle w:val="ListParagraph"/>
+        <w:numPr>
+          <w:ilvl w:val="0"/>
+          <w:numId w:val="2"/>
+        </w:numPr>
+        <w:spacing w:after="100"/>
+      </w:pPr>
+      <w:r>
+        <w:rPr>
+          <w:b/>
+          <w:bCs/>
+        </w:rPr>
+        <w:t xml:space="preserve">RN04 — </w:t>
+      </w:r>
+      <w:r>
+        <w:t xml:space="preserve">A nota sugerida pela IA não é definitiva até validação do instrutor.</w:t>
+      </w:r>
+    </w:p>
+    <w:p>
+      <w:pPr>
+        <w:pStyle w:val="ListParagraph"/>
+        <w:numPr>
+          <w:ilvl w:val="0"/>
+          <w:numId w:val="2"/>
+        </w:numPr>
+        <w:spacing w:after="100"/>
+      </w:pPr>
+      <w:r>
+        <w:rPr>
+          <w:b/>
+          <w:bCs/>
+        </w:rPr>
+        <w:t xml:space="preserve">RN05 — </w:t>
+      </w:r>
+      <w:r>
+        <w:t xml:space="preserve">A fazenda é um mini-jogo interativo, nunca uma imagem estática; evolui ou retrocede conforme o desempenho.</w:t>
+      </w:r>
+    </w:p>
+    <w:p>
+      <w:pPr>
+        <w:pStyle w:val="ListParagraph"/>
+        <w:numPr>
+          <w:ilvl w:val="0"/>
+          <w:numId w:val="2"/>
+        </w:numPr>
+        <w:spacing w:after="100"/>
+      </w:pPr>
+      <w:r>
+        <w:rPr>
+          <w:b/>
+          <w:bCs/>
+        </w:rPr>
+        <w:t xml:space="preserve">RN06 — </w:t>
+      </w:r>
+      <w:r>
+        <w:t xml:space="preserve">O sistema segue funcionamento similar ao Google Sala de Aula na tela inicial, login e organização de turmas/atividades.</w:t>
+      </w:r>
+    </w:p>
+    <w:p>
+      <w:pPr>
+        <w:pStyle w:val="ListParagraph"/>
+        <w:numPr>
+          <w:ilvl w:val="0"/>
+          <w:numId w:val="2"/>
+        </w:numPr>
+        <w:spacing w:after="100"/>
+      </w:pPr>
+      <w:r>
+        <w:rPr>
+          <w:b/>
+          <w:bCs/>
+        </w:rPr>
+        <w:t xml:space="preserve">RN07 — </w:t>
+      </w:r>
+      <w:r>
+        <w:t xml:space="preserve">Cada submissão gera no máximo um feedback de IA e uma nota vigente; tentativas antigas ficam no histórico.</w:t>
+      </w:r>
+    </w:p>
+    <w:p>
+      <w:r>
+        <w:br w:type="page"/>
+      </w:r>
+    </w:p>
+    <w:p>
+      <w:pPr>
+        <w:pStyle w:val="Heading1"/>
+        <w:spacing w:after="150" w:before="320"/>
+      </w:pPr>
+      <w:r>
+        <w:t xml:space="preserve">5. Arquitetura do Sistema</w:t>
+      </w:r>
+    </w:p>
+    <w:p>
+      <w:pPr>
+        <w:pStyle w:val="Heading2"/>
+        <w:spacing w:after="100" w:before="220"/>
+      </w:pPr>
+      <w:r>
+        <w:t xml:space="preserve">5.1 Stack tecnológica</w:t>
+      </w:r>
+    </w:p>
+    <w:p>
+      <w:pPr>
+        <w:spacing w:after="120"/>
+      </w:pPr>
+      <w:r>
+        <w:t xml:space="preserve">PHP puro (sem framework) + PDO + MySQL/MariaDB, priorizando os fundamentos que a turma está aprendendo nesta UC.</w:t>
+      </w:r>
+    </w:p>
+    <w:p>
+      <w:pPr>
+        <w:pStyle w:val="Heading2"/>
+        <w:spacing w:after="100" w:before="220"/>
+      </w:pPr>
+      <w:r>
+        <w:t xml:space="preserve">5.2 Organização por módulos de feature</w:t>
+      </w:r>
+    </w:p>
+    <w:p>
+      <w:pPr>
+        <w:spacing w:after="120"/>
+      </w:pPr>
+      <w:r>
+        <w:t xml:space="preserve">O código é organizado em módulos verticais — cada um concentra sua parte de banco de dados, lógica PHP e views — em vez de camadas horizontais. Isso permite que cada squad seja dono de um módulo ponta a ponta, minimizando conflitos de merge entre os 56 contribuidores:</w:t>
+      </w:r>
+    </w:p>
+    <w:p>
+      <w:pPr>
+        <w:shd w:fill="F2F2F2" w:val="clear"/>
+        <w:spacing w:after="40"/>
+      </w:pPr>
+      <w:r>
+        <w:rPr>
+          <w:rFonts w:ascii="Consolas" w:cs="Consolas" w:eastAsia="Consolas" w:hAnsi="Consolas"/>
           <w:sz w:val="18"/>
           <w:szCs w:val="18"/>
         </w:rPr>
-        <w:t xml:space="preserve">Diagrama de classes — versão revisada</w:t>
+        <w:t xml:space="preserve">app/</w:t>
+      </w:r>
+    </w:p>
+    <w:p>
+      <w:pPr>
+        <w:shd w:fill="F2F2F2" w:val="clear"/>
+        <w:spacing w:after="40"/>
+      </w:pPr>
+      <w:r>
+        <w:rPr>
+          <w:rFonts w:ascii="Consolas" w:cs="Consolas" w:eastAsia="Consolas" w:hAnsi="Consolas"/>
+          <w:sz w:val="18"/>
+          <w:szCs w:val="18"/>
+        </w:rPr>
+        <w:t xml:space="preserve">├── core/            (roteador, conexão PDO, sessão — uso restrito)</w:t>
+      </w:r>
+    </w:p>
+    <w:p>
+      <w:pPr>
+        <w:shd w:fill="F2F2F2" w:val="clear"/>
+        <w:spacing w:after="40"/>
+      </w:pPr>
+      <w:r>
+        <w:rPr>
+          <w:rFonts w:ascii="Consolas" w:cs="Consolas" w:eastAsia="Consolas" w:hAnsi="Consolas"/>
+          <w:sz w:val="18"/>
+          <w:szCs w:val="18"/>
+        </w:rPr>
+        <w:t xml:space="preserve">└── modules/</w:t>
+      </w:r>
+    </w:p>
+    <w:p>
+      <w:pPr>
+        <w:shd w:fill="F2F2F2" w:val="clear"/>
+        <w:spacing w:after="40"/>
+      </w:pPr>
+      <w:r>
+        <w:rPr>
+          <w:rFonts w:ascii="Consolas" w:cs="Consolas" w:eastAsia="Consolas" w:hAnsi="Consolas"/>
+          <w:sz w:val="18"/>
+          <w:szCs w:val="18"/>
+        </w:rPr>
+        <w:t xml:space="preserve">    ├── auth — autenticação e sessão dos dois perfis</w:t>
+      </w:r>
+    </w:p>
+    <w:p>
+      <w:pPr>
+        <w:shd w:fill="F2F2F2" w:val="clear"/>
+        <w:spacing w:after="40"/>
+      </w:pPr>
+      <w:r>
+        <w:rPr>
+          <w:rFonts w:ascii="Consolas" w:cs="Consolas" w:eastAsia="Consolas" w:hAnsi="Consolas"/>
+          <w:sz w:val="18"/>
+          <w:szCs w:val="18"/>
+        </w:rPr>
+        <w:t xml:space="preserve">    ├── turmas_cursos — CRUD de curso, turma e matrícula</w:t>
+      </w:r>
+    </w:p>
+    <w:p>
+      <w:pPr>
+        <w:shd w:fill="F2F2F2" w:val="clear"/>
+        <w:spacing w:after="40"/>
+      </w:pPr>
+      <w:r>
+        <w:rPr>
+          <w:rFonts w:ascii="Consolas" w:cs="Consolas" w:eastAsia="Consolas" w:hAnsi="Consolas"/>
+          <w:sz w:val="18"/>
+          <w:szCs w:val="18"/>
+        </w:rPr>
+        <w:t xml:space="preserve">    ├── atividades — CRUD de atividades (instrutor)</w:t>
+      </w:r>
+    </w:p>
+    <w:p>
+      <w:pPr>
+        <w:shd w:fill="F2F2F2" w:val="clear"/>
+        <w:spacing w:after="40"/>
+      </w:pPr>
+      <w:r>
+        <w:rPr>
+          <w:rFonts w:ascii="Consolas" w:cs="Consolas" w:eastAsia="Consolas" w:hAnsi="Consolas"/>
+          <w:sz w:val="18"/>
+          <w:szCs w:val="18"/>
+        </w:rPr>
+        <w:t xml:space="preserve">    ├── submissoes — envio da resposta do aluno e integração com o Judge0</w:t>
+      </w:r>
+    </w:p>
+    <w:p>
+      <w:pPr>
+        <w:shd w:fill="F2F2F2" w:val="clear"/>
+        <w:spacing w:after="40"/>
+      </w:pPr>
+      <w:r>
+        <w:rPr>
+          <w:rFonts w:ascii="Consolas" w:cs="Consolas" w:eastAsia="Consolas" w:hAnsi="Consolas"/>
+          <w:sz w:val="18"/>
+          <w:szCs w:val="18"/>
+        </w:rPr>
+        <w:t xml:space="preserve">    ├── feedback_ia — geração de feedback e nota sugerida via IA</w:t>
+      </w:r>
+    </w:p>
+    <w:p>
+      <w:pPr>
+        <w:shd w:fill="F2F2F2" w:val="clear"/>
+        <w:spacing w:after="40"/>
+      </w:pPr>
+      <w:r>
+        <w:rPr>
+          <w:rFonts w:ascii="Consolas" w:cs="Consolas" w:eastAsia="Consolas" w:hAnsi="Consolas"/>
+          <w:sz w:val="18"/>
+          <w:szCs w:val="18"/>
+        </w:rPr>
+        <w:t xml:space="preserve">    ├── notas — atribuição e consulta de notas</w:t>
+      </w:r>
+    </w:p>
+    <w:p>
+      <w:pPr>
+        <w:shd w:fill="F2F2F2" w:val="clear"/>
+        <w:spacing w:after="40"/>
+      </w:pPr>
+      <w:r>
+        <w:rPr>
+          <w:rFonts w:ascii="Consolas" w:cs="Consolas" w:eastAsia="Consolas" w:hAnsi="Consolas"/>
+          <w:sz w:val="18"/>
+          <w:szCs w:val="18"/>
+        </w:rPr>
+        <w:t xml:space="preserve">    ├── gamificacao — motor de regras de XP</w:t>
+      </w:r>
+    </w:p>
+    <w:p>
+      <w:pPr>
+        <w:shd w:fill="F2F2F2" w:val="clear"/>
+        <w:spacing w:after="40"/>
+      </w:pPr>
+      <w:r>
+        <w:rPr>
+          <w:rFonts w:ascii="Consolas" w:cs="Consolas" w:eastAsia="Consolas" w:hAnsi="Consolas"/>
+          <w:sz w:val="18"/>
+          <w:szCs w:val="18"/>
+        </w:rPr>
+        <w:t xml:space="preserve">    ├── fazenda — mini-jogo e seus estados visuais</w:t>
+      </w:r>
+    </w:p>
+    <w:p>
+      <w:pPr>
+        <w:shd w:fill="F2F2F2" w:val="clear"/>
+        <w:spacing w:after="40"/>
+      </w:pPr>
+      <w:r>
+        <w:rPr>
+          <w:rFonts w:ascii="Consolas" w:cs="Consolas" w:eastAsia="Consolas" w:hAnsi="Consolas"/>
+          <w:sz w:val="18"/>
+          <w:szCs w:val="18"/>
+        </w:rPr>
+        <w:t xml:space="preserve">    ├── notificacoes — avisos de atividade pendente/nota</w:t>
+      </w:r>
+    </w:p>
+    <w:p>
+      <w:pPr>
+        <w:spacing w:after="120"/>
+      </w:pPr>
+      <w:r>
+        <w:t xml:space="preserve"/>
       </w:r>
     </w:p>
     <w:p>
@@ -1172,112 +1112,32 @@
         <w:spacing w:after="100" w:before="220"/>
       </w:pPr>
       <w:r>
-        <w:t xml:space="preserve">Entidades principais</w:t>
-      </w:r>
-    </w:p>
-    <w:p>
-      <w:pPr>
-        <w:pStyle w:val="ListParagraph"/>
-        <w:numPr>
-          <w:ilvl w:val="0"/>
-          <w:numId w:val="2"/>
-        </w:numPr>
-        <w:spacing w:after="100"/>
-      </w:pPr>
-      <w:r>
-        <w:rPr>
-          <w:b/>
-          <w:bCs/>
-        </w:rPr>
-        <w:t xml:space="preserve">Usuario: </w:t>
-      </w:r>
-      <w:r>
-        <w:t xml:space="preserve">base de autenticação para Instrutor e Aluno.</w:t>
-      </w:r>
-    </w:p>
-    <w:p>
-      <w:pPr>
-        <w:pStyle w:val="ListParagraph"/>
-        <w:numPr>
-          <w:ilvl w:val="0"/>
-          <w:numId w:val="2"/>
-        </w:numPr>
-        <w:spacing w:after="100"/>
-      </w:pPr>
-      <w:r>
-        <w:rPr>
-          <w:b/>
-          <w:bCs/>
-        </w:rPr>
-        <w:t xml:space="preserve">Curso / Turma: </w:t>
-      </w:r>
-      <w:r>
-        <w:t xml:space="preserve">um curso possui várias turmas; alunos se matriculam em turmas.</w:t>
-      </w:r>
-    </w:p>
-    <w:p>
-      <w:pPr>
-        <w:pStyle w:val="ListParagraph"/>
-        <w:numPr>
-          <w:ilvl w:val="0"/>
-          <w:numId w:val="2"/>
-        </w:numPr>
-        <w:spacing w:after="100"/>
-      </w:pPr>
-      <w:r>
-        <w:rPr>
-          <w:b/>
-          <w:bCs/>
-        </w:rPr>
-        <w:t xml:space="preserve">Atividade / Submissao: </w:t>
-      </w:r>
-      <w:r>
-        <w:t xml:space="preserve">cada atividade recebe várias submissões (uma por aluno/tentativa), cada uma com sua própria nota e feedback.</w:t>
-      </w:r>
-    </w:p>
-    <w:p>
-      <w:pPr>
-        <w:pStyle w:val="ListParagraph"/>
-        <w:numPr>
-          <w:ilvl w:val="0"/>
-          <w:numId w:val="2"/>
-        </w:numPr>
-        <w:spacing w:after="100"/>
-      </w:pPr>
-      <w:r>
-        <w:rPr>
-          <w:b/>
-          <w:bCs/>
-        </w:rPr>
-        <w:t xml:space="preserve">FeedbackIA / Nota: </w:t>
-      </w:r>
-      <w:r>
-        <w:t xml:space="preserve">gerados a partir de uma submissão; a nota da IA é sugestão até validação do instrutor.</w:t>
-      </w:r>
-    </w:p>
-    <w:p>
-      <w:pPr>
-        <w:pStyle w:val="ListParagraph"/>
-        <w:numPr>
-          <w:ilvl w:val="0"/>
-          <w:numId w:val="2"/>
-        </w:numPr>
-        <w:spacing w:after="100"/>
-      </w:pPr>
-      <w:r>
-        <w:rPr>
-          <w:b/>
-          <w:bCs/>
-        </w:rPr>
-        <w:t xml:space="preserve">Fazenda / ElementoFazenda / XPLog: </w:t>
-      </w:r>
-      <w:r>
-        <w:t xml:space="preserve">representam a gamificação — o estado da fazenda e seus elementos evoluem conforme o XP acumulado pelo aluno.</w:t>
-      </w:r>
-    </w:p>
-    <w:p>
-      <w:r>
-        <w:br w:type="page"/>
+        <w:t xml:space="preserve">5.3 Execução de código do aluno — Judge0</w:t>
+      </w:r>
+    </w:p>
+    <w:p>
+      <w:pPr>
+        <w:spacing w:after="120"/>
+      </w:pPr>
+      <w:r>
+        <w:t xml:space="preserve">A execução de atividades de código é delegada ao Judge0 (open-source), que isola cada submissão via namespaces e cgroups do Linux, com limite de tempo de CPU, memória e sem acesso à rede. Pode ser self-hosted via Docker (recomendado em servidor dedicado, já que os containers rodam em modo privileged) ou usado via API hospedada (RapidAPI, com tier gratuito). Suporta PHP e mais de 60 linguagens.</w:t>
+      </w:r>
+    </w:p>
+    <w:p>
+      <w:pPr>
+        <w:pStyle w:val="Heading2"/>
+        <w:spacing w:after="100" w:before="220"/>
+      </w:pPr>
+      <w:r>
+        <w:t xml:space="preserve">5.4 IA de correção e feedback</w:t>
+      </w:r>
+    </w:p>
+    <w:p>
+      <w:pPr>
+        <w:spacing w:after="120"/>
+      </w:pPr>
+      <w:r>
+        <w:t xml:space="preserve">Feedback e nota sugerida gerados por um modelo de linguagem local (Llama 3.1 8B via Ollama), mantendo os dados dos alunos no próprio servidor. O processamento local funciona em fila (não em paralelo), por isso o feedback é tratado como assíncrono. Uma API paga (ex.: Gemini Flash) fica disponível como plano B para dias de pico ou caso o hardware local não seja suficiente.</w:t>
       </w:r>
     </w:p>
     <w:p>
@@ -1286,7 +1146,7 @@
         <w:spacing w:after="150" w:before="320"/>
       </w:pPr>
       <w:r>
-        <w:t xml:space="preserve">7. Casos de Uso</w:t>
+        <w:t xml:space="preserve">6. Modelo de Dados</w:t>
       </w:r>
     </w:p>
     <w:p>
@@ -1297,7 +1157,7 @@
       <w:r>
         <w:drawing>
           <wp:inline distT="0" distB="0" distL="0" distR="0">
-            <wp:extent cx="4953000" cy="4572000"/>
+            <wp:extent cx="4953000" cy="4953000"/>
             <wp:effectExtent t="0" r="0" b="0" l="0"/>
             <wp:docPr id="1" name="" descr="" title=""/>
             <wp:cNvGraphicFramePr>
@@ -1322,7 +1182,7 @@
                   <pic:spPr bwMode="auto">
                     <a:xfrm>
                       <a:off x="0" y="0"/>
-                      <a:ext cx="4953000" cy="4572000"/>
+                      <a:ext cx="4953000" cy="4953000"/>
                     </a:xfrm>
                     <a:prstGeom prst="rect">
                       <a:avLst/>
@@ -1348,7 +1208,7 @@
           <w:sz w:val="18"/>
           <w:szCs w:val="18"/>
         </w:rPr>
-        <w:t xml:space="preserve">Diagrama de casos de uso — base original</w:t>
+        <w:t xml:space="preserve">Diagrama de classes — versão revisada</w:t>
       </w:r>
     </w:p>
     <w:p>
@@ -1357,233 +1217,109 @@
         <w:spacing w:after="100" w:before="220"/>
       </w:pPr>
       <w:r>
-        <w:t xml:space="preserve">Adições recomendadas</w:t>
-      </w:r>
-    </w:p>
-    <w:tbl>
-      <w:tblPr>
-        <w:tblW w:type="dxa" w:w="9000"/>
-        <w:tblBorders>
-          <w:top w:val="single" w:color="auto" w:sz="4"/>
-          <w:left w:val="single" w:color="auto" w:sz="4"/>
-          <w:bottom w:val="single" w:color="auto" w:sz="4"/>
-          <w:right w:val="single" w:color="auto" w:sz="4"/>
-          <w:insideH w:val="single" w:color="auto" w:sz="4"/>
-          <w:insideV w:val="single" w:color="auto" w:sz="4"/>
-        </w:tblBorders>
-      </w:tblPr>
-      <w:tblGrid>
-        <w:gridCol w:w="100"/>
-        <w:gridCol w:w="100"/>
-        <w:gridCol w:w="100"/>
-      </w:tblGrid>
-      <w:tr>
-        <w:tc>
-          <w:tcPr>
-            <w:tcW w:type="dxa" w:w="3200"/>
-            <w:shd w:fill="2C3E50" w:val="clear"/>
-          </w:tcPr>
-          <w:p>
-            <w:r>
-              <w:rPr>
-                <w:b/>
-                <w:bCs/>
-                <w:color w:val="FFFFFF"/>
-                <w:sz w:val="20"/>
-                <w:szCs w:val="20"/>
-              </w:rPr>
-              <w:t xml:space="preserve">Caso de uso</w:t>
-            </w:r>
-          </w:p>
-        </w:tc>
-        <w:tc>
-          <w:tcPr>
-            <w:tcW w:type="dxa" w:w="1600"/>
-            <w:shd w:fill="2C3E50" w:val="clear"/>
-          </w:tcPr>
-          <w:p>
-            <w:r>
-              <w:rPr>
-                <w:b/>
-                <w:bCs/>
-                <w:color w:val="FFFFFF"/>
-                <w:sz w:val="20"/>
-                <w:szCs w:val="20"/>
-              </w:rPr>
-              <w:t xml:space="preserve">Ator</w:t>
-            </w:r>
-          </w:p>
-        </w:tc>
-        <w:tc>
-          <w:tcPr>
-            <w:tcW w:type="dxa" w:w="4200"/>
-            <w:shd w:fill="2C3E50" w:val="clear"/>
-          </w:tcPr>
-          <w:p>
-            <w:r>
-              <w:rPr>
-                <w:b/>
-                <w:bCs/>
-                <w:color w:val="FFFFFF"/>
-                <w:sz w:val="20"/>
-                <w:szCs w:val="20"/>
-              </w:rPr>
-              <w:t xml:space="preserve">Descrição</w:t>
-            </w:r>
-          </w:p>
-        </w:tc>
-      </w:tr>
-      <w:tr>
-        <w:tc>
-          <w:tcPr>
-            <w:tcW w:type="dxa" w:w="3200"/>
-          </w:tcPr>
-          <w:p>
-            <w:r>
-              <w:rPr>
-                <w:b w:val="false"/>
-                <w:bCs w:val="false"/>
-                <w:sz w:val="20"/>
-                <w:szCs w:val="20"/>
-              </w:rPr>
-              <w:t xml:space="preserve">Configurar critérios de correção da IA</w:t>
-            </w:r>
-          </w:p>
-        </w:tc>
-        <w:tc>
-          <w:tcPr>
-            <w:tcW w:type="dxa" w:w="1600"/>
-          </w:tcPr>
-          <w:p>
-            <w:r>
-              <w:rPr>
-                <w:b w:val="false"/>
-                <w:bCs w:val="false"/>
-                <w:sz w:val="20"/>
-                <w:szCs w:val="20"/>
-              </w:rPr>
-              <w:t xml:space="preserve">Instrutor</w:t>
-            </w:r>
-          </w:p>
-        </w:tc>
-        <w:tc>
-          <w:tcPr>
-            <w:tcW w:type="dxa" w:w="4200"/>
-          </w:tcPr>
-          <w:p>
-            <w:r>
-              <w:rPr>
-                <w:b w:val="false"/>
-                <w:bCs w:val="false"/>
-                <w:sz w:val="20"/>
-                <w:szCs w:val="20"/>
-              </w:rPr>
-              <w:t xml:space="preserve">Define o que a IA considera ao comparar a resposta do aluno (peso de critérios, resposta de referência).</w:t>
-            </w:r>
-          </w:p>
-        </w:tc>
-      </w:tr>
-      <w:tr>
-        <w:tc>
-          <w:tcPr>
-            <w:tcW w:type="dxa" w:w="3200"/>
-          </w:tcPr>
-          <w:p>
-            <w:r>
-              <w:rPr>
-                <w:b w:val="false"/>
-                <w:bCs w:val="false"/>
-                <w:sz w:val="20"/>
-                <w:szCs w:val="20"/>
-              </w:rPr>
-              <w:t xml:space="preserve">Revisar nota sugerida pela IA</w:t>
-            </w:r>
-          </w:p>
-        </w:tc>
-        <w:tc>
-          <w:tcPr>
-            <w:tcW w:type="dxa" w:w="1600"/>
-          </w:tcPr>
-          <w:p>
-            <w:r>
-              <w:rPr>
-                <w:b w:val="false"/>
-                <w:bCs w:val="false"/>
-                <w:sz w:val="20"/>
-                <w:szCs w:val="20"/>
-              </w:rPr>
-              <w:t xml:space="preserve">Instrutor</w:t>
-            </w:r>
-          </w:p>
-        </w:tc>
-        <w:tc>
-          <w:tcPr>
-            <w:tcW w:type="dxa" w:w="4200"/>
-          </w:tcPr>
-          <w:p>
-            <w:r>
-              <w:rPr>
-                <w:b w:val="false"/>
-                <w:bCs w:val="false"/>
-                <w:sz w:val="20"/>
-                <w:szCs w:val="20"/>
-              </w:rPr>
-              <w:t xml:space="preserve">Confirma ou altera a nota gerada automaticamente antes dela virar definitiva.</w:t>
-            </w:r>
-          </w:p>
-        </w:tc>
-      </w:tr>
-      <w:tr>
-        <w:tc>
-          <w:tcPr>
-            <w:tcW w:type="dxa" w:w="3200"/>
-          </w:tcPr>
-          <w:p>
-            <w:r>
-              <w:rPr>
-                <w:b w:val="false"/>
-                <w:bCs w:val="false"/>
-                <w:sz w:val="20"/>
-                <w:szCs w:val="20"/>
-              </w:rPr>
-              <w:t xml:space="preserve">Refazer atividade</w:t>
-            </w:r>
-          </w:p>
-        </w:tc>
-        <w:tc>
-          <w:tcPr>
-            <w:tcW w:type="dxa" w:w="1600"/>
-          </w:tcPr>
-          <w:p>
-            <w:r>
-              <w:rPr>
-                <w:b w:val="false"/>
-                <w:bCs w:val="false"/>
-                <w:sz w:val="20"/>
-                <w:szCs w:val="20"/>
-              </w:rPr>
-              <w:t xml:space="preserve">Aluno</w:t>
-            </w:r>
-          </w:p>
-        </w:tc>
-        <w:tc>
-          <w:tcPr>
-            <w:tcW w:type="dxa" w:w="4200"/>
-          </w:tcPr>
-          <w:p>
-            <w:r>
-              <w:rPr>
-                <w:b w:val="false"/>
-                <w:bCs w:val="false"/>
-                <w:sz w:val="20"/>
-                <w:szCs w:val="20"/>
-              </w:rPr>
-              <w:t xml:space="preserve">Envia nova tentativa após o feedback, dentro do prazo definido pelo instrutor (&lt;&lt;extend&gt;&gt; de Realizar Atividades).</w:t>
-            </w:r>
-          </w:p>
-        </w:tc>
-      </w:tr>
-    </w:tbl>
+        <w:t xml:space="preserve">Entidades principais</w:t>
+      </w:r>
+    </w:p>
+    <w:p>
+      <w:pPr>
+        <w:pStyle w:val="ListParagraph"/>
+        <w:numPr>
+          <w:ilvl w:val="0"/>
+          <w:numId w:val="2"/>
+        </w:numPr>
+        <w:spacing w:after="100"/>
+      </w:pPr>
+      <w:r>
+        <w:rPr>
+          <w:b/>
+          <w:bCs/>
+        </w:rPr>
+        <w:t xml:space="preserve">Usuario: </w:t>
+      </w:r>
+      <w:r>
+        <w:t xml:space="preserve">base de autenticação para Instrutor e Aluno.</w:t>
+      </w:r>
+    </w:p>
+    <w:p>
+      <w:pPr>
+        <w:pStyle w:val="ListParagraph"/>
+        <w:numPr>
+          <w:ilvl w:val="0"/>
+          <w:numId w:val="2"/>
+        </w:numPr>
+        <w:spacing w:after="100"/>
+      </w:pPr>
+      <w:r>
+        <w:rPr>
+          <w:b/>
+          <w:bCs/>
+        </w:rPr>
+        <w:t xml:space="preserve">Curso / Turma: </w:t>
+      </w:r>
+      <w:r>
+        <w:t xml:space="preserve">um curso possui várias turmas; alunos se matriculam em turmas.</w:t>
+      </w:r>
+    </w:p>
+    <w:p>
+      <w:pPr>
+        <w:pStyle w:val="ListParagraph"/>
+        <w:numPr>
+          <w:ilvl w:val="0"/>
+          <w:numId w:val="2"/>
+        </w:numPr>
+        <w:spacing w:after="100"/>
+      </w:pPr>
+      <w:r>
+        <w:rPr>
+          <w:b/>
+          <w:bCs/>
+        </w:rPr>
+        <w:t xml:space="preserve">Atividade / Submissao: </w:t>
+      </w:r>
+      <w:r>
+        <w:t xml:space="preserve">cada atividade recebe várias submissões (uma por aluno/tentativa), cada uma com sua própria nota e feedback.</w:t>
+      </w:r>
+    </w:p>
+    <w:p>
+      <w:pPr>
+        <w:pStyle w:val="ListParagraph"/>
+        <w:numPr>
+          <w:ilvl w:val="0"/>
+          <w:numId w:val="2"/>
+        </w:numPr>
+        <w:spacing w:after="100"/>
+      </w:pPr>
+      <w:r>
+        <w:rPr>
+          <w:b/>
+          <w:bCs/>
+        </w:rPr>
+        <w:t xml:space="preserve">FeedbackIA / Nota: </w:t>
+      </w:r>
+      <w:r>
+        <w:t xml:space="preserve">gerados a partir de uma submissão; a nota da IA é sugestão até validação do instrutor.</w:t>
+      </w:r>
+    </w:p>
+    <w:p>
+      <w:pPr>
+        <w:pStyle w:val="ListParagraph"/>
+        <w:numPr>
+          <w:ilvl w:val="0"/>
+          <w:numId w:val="2"/>
+        </w:numPr>
+        <w:spacing w:after="100"/>
+      </w:pPr>
+      <w:r>
+        <w:rPr>
+          <w:b/>
+          <w:bCs/>
+        </w:rPr>
+        <w:t xml:space="preserve">Fazenda / ElementoFazenda / XPLog: </w:t>
+      </w:r>
+      <w:r>
+        <w:t xml:space="preserve">representam a gamificação — o estado da fazenda e seus elementos evoluem conforme o XP acumulado pelo aluno.</w:t>
+      </w:r>
+    </w:p>
     <w:p>
       <w:r>
         <w:br w:type="page"/>
@@ -1595,15 +1331,7 @@
         <w:spacing w:after="150" w:before="320"/>
       </w:pPr>
       <w:r>
-        <w:t xml:space="preserve">8. Diagrama de Atividades</w:t>
-      </w:r>
-    </w:p>
-    <w:p>
-      <w:pPr>
-        <w:spacing w:after="120"/>
-      </w:pPr>
-      <w:r>
-        <w:t xml:space="preserve">Fluxo de interação validado, sem alterações em relação à versão original enviada pelos alunos:</w:t>
+        <w:t xml:space="preserve">7. Casos de Uso</w:t>
       </w:r>
     </w:p>
     <w:p>
@@ -1614,7 +1342,7 @@
       <w:r>
         <w:drawing>
           <wp:inline distT="0" distB="0" distL="0" distR="0">
-            <wp:extent cx="4572000" cy="4381500"/>
+            <wp:extent cx="4953000" cy="4572000"/>
             <wp:effectExtent t="0" r="0" b="0" l="0"/>
             <wp:docPr id="1" name="" descr="" title=""/>
             <wp:cNvGraphicFramePr>
@@ -1639,6 +1367,323 @@
                   <pic:spPr bwMode="auto">
                     <a:xfrm>
                       <a:off x="0" y="0"/>
+                      <a:ext cx="4953000" cy="4572000"/>
+                    </a:xfrm>
+                    <a:prstGeom prst="rect">
+                      <a:avLst/>
+                    </a:prstGeom>
+                  </pic:spPr>
+                </pic:pic>
+              </a:graphicData>
+            </a:graphic>
+          </wp:inline>
+        </w:drawing>
+      </w:r>
+    </w:p>
+    <w:p>
+      <w:pPr>
+        <w:spacing w:after="200"/>
+        <w:jc w:val="center"/>
+      </w:pPr>
+      <w:r>
+        <w:rPr>
+          <w:i/>
+          <w:iCs/>
+          <w:color w:val="666666"/>
+          <w:sz w:val="18"/>
+          <w:szCs w:val="18"/>
+        </w:rPr>
+        <w:t xml:space="preserve">Diagrama de casos de uso — base original</w:t>
+      </w:r>
+    </w:p>
+    <w:p>
+      <w:pPr>
+        <w:pStyle w:val="Heading2"/>
+        <w:spacing w:after="100" w:before="220"/>
+      </w:pPr>
+      <w:r>
+        <w:t xml:space="preserve">Adições recomendadas</w:t>
+      </w:r>
+    </w:p>
+    <w:tbl>
+      <w:tblPr>
+        <w:tblW w:type="dxa" w:w="9000"/>
+        <w:tblBorders>
+          <w:top w:val="single" w:color="auto" w:sz="4"/>
+          <w:left w:val="single" w:color="auto" w:sz="4"/>
+          <w:bottom w:val="single" w:color="auto" w:sz="4"/>
+          <w:right w:val="single" w:color="auto" w:sz="4"/>
+          <w:insideH w:val="single" w:color="auto" w:sz="4"/>
+          <w:insideV w:val="single" w:color="auto" w:sz="4"/>
+        </w:tblBorders>
+      </w:tblPr>
+      <w:tblGrid>
+        <w:gridCol w:w="100"/>
+        <w:gridCol w:w="100"/>
+        <w:gridCol w:w="100"/>
+      </w:tblGrid>
+      <w:tr>
+        <w:tc>
+          <w:tcPr>
+            <w:tcW w:type="dxa" w:w="3200"/>
+            <w:shd w:fill="2C3E50" w:val="clear"/>
+          </w:tcPr>
+          <w:p>
+            <w:r>
+              <w:rPr>
+                <w:b/>
+                <w:bCs/>
+                <w:color w:val="FFFFFF"/>
+                <w:sz w:val="20"/>
+                <w:szCs w:val="20"/>
+              </w:rPr>
+              <w:t xml:space="preserve">Caso de uso</w:t>
+            </w:r>
+          </w:p>
+        </w:tc>
+        <w:tc>
+          <w:tcPr>
+            <w:tcW w:type="dxa" w:w="1600"/>
+            <w:shd w:fill="2C3E50" w:val="clear"/>
+          </w:tcPr>
+          <w:p>
+            <w:r>
+              <w:rPr>
+                <w:b/>
+                <w:bCs/>
+                <w:color w:val="FFFFFF"/>
+                <w:sz w:val="20"/>
+                <w:szCs w:val="20"/>
+              </w:rPr>
+              <w:t xml:space="preserve">Ator</w:t>
+            </w:r>
+          </w:p>
+        </w:tc>
+        <w:tc>
+          <w:tcPr>
+            <w:tcW w:type="dxa" w:w="4200"/>
+            <w:shd w:fill="2C3E50" w:val="clear"/>
+          </w:tcPr>
+          <w:p>
+            <w:r>
+              <w:rPr>
+                <w:b/>
+                <w:bCs/>
+                <w:color w:val="FFFFFF"/>
+                <w:sz w:val="20"/>
+                <w:szCs w:val="20"/>
+              </w:rPr>
+              <w:t xml:space="preserve">Descrição</w:t>
+            </w:r>
+          </w:p>
+        </w:tc>
+      </w:tr>
+      <w:tr>
+        <w:tc>
+          <w:tcPr>
+            <w:tcW w:type="dxa" w:w="3200"/>
+          </w:tcPr>
+          <w:p>
+            <w:r>
+              <w:rPr>
+                <w:b w:val="false"/>
+                <w:bCs w:val="false"/>
+                <w:sz w:val="20"/>
+                <w:szCs w:val="20"/>
+              </w:rPr>
+              <w:t xml:space="preserve">Configurar critérios de correção da IA</w:t>
+            </w:r>
+          </w:p>
+        </w:tc>
+        <w:tc>
+          <w:tcPr>
+            <w:tcW w:type="dxa" w:w="1600"/>
+          </w:tcPr>
+          <w:p>
+            <w:r>
+              <w:rPr>
+                <w:b w:val="false"/>
+                <w:bCs w:val="false"/>
+                <w:sz w:val="20"/>
+                <w:szCs w:val="20"/>
+              </w:rPr>
+              <w:t xml:space="preserve">Instrutor</w:t>
+            </w:r>
+          </w:p>
+        </w:tc>
+        <w:tc>
+          <w:tcPr>
+            <w:tcW w:type="dxa" w:w="4200"/>
+          </w:tcPr>
+          <w:p>
+            <w:r>
+              <w:rPr>
+                <w:b w:val="false"/>
+                <w:bCs w:val="false"/>
+                <w:sz w:val="20"/>
+                <w:szCs w:val="20"/>
+              </w:rPr>
+              <w:t xml:space="preserve">Define o que a IA considera ao comparar a resposta do aluno (peso de critérios, resposta de referência).</w:t>
+            </w:r>
+          </w:p>
+        </w:tc>
+      </w:tr>
+      <w:tr>
+        <w:tc>
+          <w:tcPr>
+            <w:tcW w:type="dxa" w:w="3200"/>
+          </w:tcPr>
+          <w:p>
+            <w:r>
+              <w:rPr>
+                <w:b w:val="false"/>
+                <w:bCs w:val="false"/>
+                <w:sz w:val="20"/>
+                <w:szCs w:val="20"/>
+              </w:rPr>
+              <w:t xml:space="preserve">Revisar nota sugerida pela IA</w:t>
+            </w:r>
+          </w:p>
+        </w:tc>
+        <w:tc>
+          <w:tcPr>
+            <w:tcW w:type="dxa" w:w="1600"/>
+          </w:tcPr>
+          <w:p>
+            <w:r>
+              <w:rPr>
+                <w:b w:val="false"/>
+                <w:bCs w:val="false"/>
+                <w:sz w:val="20"/>
+                <w:szCs w:val="20"/>
+              </w:rPr>
+              <w:t xml:space="preserve">Instrutor</w:t>
+            </w:r>
+          </w:p>
+        </w:tc>
+        <w:tc>
+          <w:tcPr>
+            <w:tcW w:type="dxa" w:w="4200"/>
+          </w:tcPr>
+          <w:p>
+            <w:r>
+              <w:rPr>
+                <w:b w:val="false"/>
+                <w:bCs w:val="false"/>
+                <w:sz w:val="20"/>
+                <w:szCs w:val="20"/>
+              </w:rPr>
+              <w:t xml:space="preserve">Confirma ou altera a nota gerada automaticamente antes dela virar definitiva.</w:t>
+            </w:r>
+          </w:p>
+        </w:tc>
+      </w:tr>
+      <w:tr>
+        <w:tc>
+          <w:tcPr>
+            <w:tcW w:type="dxa" w:w="3200"/>
+          </w:tcPr>
+          <w:p>
+            <w:r>
+              <w:rPr>
+                <w:b w:val="false"/>
+                <w:bCs w:val="false"/>
+                <w:sz w:val="20"/>
+                <w:szCs w:val="20"/>
+              </w:rPr>
+              <w:t xml:space="preserve">Refazer atividade</w:t>
+            </w:r>
+          </w:p>
+        </w:tc>
+        <w:tc>
+          <w:tcPr>
+            <w:tcW w:type="dxa" w:w="1600"/>
+          </w:tcPr>
+          <w:p>
+            <w:r>
+              <w:rPr>
+                <w:b w:val="false"/>
+                <w:bCs w:val="false"/>
+                <w:sz w:val="20"/>
+                <w:szCs w:val="20"/>
+              </w:rPr>
+              <w:t xml:space="preserve">Aluno</w:t>
+            </w:r>
+          </w:p>
+        </w:tc>
+        <w:tc>
+          <w:tcPr>
+            <w:tcW w:type="dxa" w:w="4200"/>
+          </w:tcPr>
+          <w:p>
+            <w:r>
+              <w:rPr>
+                <w:b w:val="false"/>
+                <w:bCs w:val="false"/>
+                <w:sz w:val="20"/>
+                <w:szCs w:val="20"/>
+              </w:rPr>
+              <w:t xml:space="preserve">Envia nova tentativa após o feedback, dentro do prazo definido pelo instrutor (&lt;&lt;extend&gt;&gt; de Realizar Atividades).</w:t>
+            </w:r>
+          </w:p>
+        </w:tc>
+      </w:tr>
+    </w:tbl>
+    <w:p>
+      <w:r>
+        <w:br w:type="page"/>
+      </w:r>
+    </w:p>
+    <w:p>
+      <w:pPr>
+        <w:pStyle w:val="Heading1"/>
+        <w:spacing w:after="150" w:before="320"/>
+      </w:pPr>
+      <w:r>
+        <w:t xml:space="preserve">8. Diagrama de Atividades</w:t>
+      </w:r>
+    </w:p>
+    <w:p>
+      <w:pPr>
+        <w:spacing w:after="120"/>
+      </w:pPr>
+      <w:r>
+        <w:t xml:space="preserve">Fluxo de interação validado, sem alterações em relação à versão original enviada pelos alunos:</w:t>
+      </w:r>
+    </w:p>
+    <w:p>
+      <w:pPr>
+        <w:spacing w:after="100" w:before="150"/>
+        <w:jc w:val="center"/>
+      </w:pPr>
+      <w:r>
+        <w:drawing>
+          <wp:inline distT="0" distB="0" distL="0" distR="0">
+            <wp:extent cx="4572000" cy="4381500"/>
+            <wp:effectExtent t="0" r="0" b="0" l="0"/>
+            <wp:docPr id="1" name="" descr="" title=""/>
+            <wp:cNvGraphicFramePr>
+              <a:graphicFrameLocks xmlns:a="http://schemas.openxmlformats.org/drawingml/2006/main" noChangeAspect="1"/>
+            </wp:cNvGraphicFramePr>
+            <a:graphic xmlns:a="http://schemas.openxmlformats.org/drawingml/2006/main">
+              <a:graphicData uri="http://schemas.openxmlformats.org/drawingml/2006/picture">
+                <pic:pic xmlns:pic="http://schemas.openxmlformats.org/drawingml/2006/picture">
+                  <pic:nvPicPr>
+                    <pic:cNvPr id="0" name="" descr=""/>
+                    <pic:cNvPicPr>
+                      <a:picLocks noChangeAspect="1" noChangeArrowheads="1"/>
+                    </pic:cNvPicPr>
+                  </pic:nvPicPr>
+                  <pic:blipFill>
+                    <a:blip r:embed="rId10" cstate="none"/>
+                    <a:srcRect/>
+                    <a:stretch>
+                      <a:fillRect/>
+                    </a:stretch>
+                  </pic:blipFill>
+                  <pic:spPr bwMode="auto">
+                    <a:xfrm>
+                      <a:off x="0" y="0"/>
                       <a:ext cx="4572000" cy="4381500"/>
                     </a:xfrm>
                     <a:prstGeom prst="rect">
@@ -1688,6 +1733,123 @@
       </w:pPr>
       <w:r>
         <w:t xml:space="preserve">Paleta, tipografia e componentes extraídos do protótipo em Figma (arquivo com acesso completo). O sistema já diferencia visualmente os dois perfis mantendo a mesma estrutura: verde para o aluno, azul para o instrutor.</w:t>
+      </w:r>
+    </w:p>
+    <w:p>
+      <w:pPr>
+        <w:pStyle w:val="Heading2"/>
+        <w:spacing w:after="100" w:before="220"/>
+      </w:pPr>
+      <w:r>
+        <w:t xml:space="preserve">Identidade Visual — Logo</w:t>
+      </w:r>
+    </w:p>
+    <w:p>
+      <w:pPr>
+        <w:spacing w:after="120"/>
+      </w:pPr>
+      <w:r>
+        <w:t xml:space="preserve">Celeiro + capelo de formatura dentro de um selo circular, na mesma linguagem de ícone de linha já usada nos ícones de Animais/Plantação/Maquinário do protótipo.</w:t>
+      </w:r>
+    </w:p>
+    <w:p>
+      <w:pPr>
+        <w:spacing w:after="100" w:before="150"/>
+        <w:jc w:val="center"/>
+      </w:pPr>
+      <w:r>
+        <w:drawing>
+          <wp:inline distT="0" distB="0" distL="0" distR="0">
+            <wp:extent cx="3619500" cy="962025"/>
+            <wp:effectExtent t="0" r="0" b="0" l="0"/>
+            <wp:docPr id="1" name="" descr="" title=""/>
+            <wp:cNvGraphicFramePr>
+              <a:graphicFrameLocks xmlns:a="http://schemas.openxmlformats.org/drawingml/2006/main" noChangeAspect="1"/>
+            </wp:cNvGraphicFramePr>
+            <a:graphic xmlns:a="http://schemas.openxmlformats.org/drawingml/2006/main">
+              <a:graphicData uri="http://schemas.openxmlformats.org/drawingml/2006/picture">
+                <pic:pic xmlns:pic="http://schemas.openxmlformats.org/drawingml/2006/picture">
+                  <pic:nvPicPr>
+                    <pic:cNvPr id="0" name="" descr=""/>
+                    <pic:cNvPicPr>
+                      <a:picLocks noChangeAspect="1" noChangeArrowheads="1"/>
+                    </pic:cNvPicPr>
+                  </pic:nvPicPr>
+                  <pic:blipFill>
+                    <a:blip r:embed="rId11" cstate="none"/>
+                    <a:srcRect/>
+                    <a:stretch>
+                      <a:fillRect/>
+                    </a:stretch>
+                  </pic:blipFill>
+                  <pic:spPr bwMode="auto">
+                    <a:xfrm>
+                      <a:off x="0" y="0"/>
+                      <a:ext cx="3619500" cy="962025"/>
+                    </a:xfrm>
+                    <a:prstGeom prst="rect">
+                      <a:avLst/>
+                    </a:prstGeom>
+                  </pic:spPr>
+                </pic:pic>
+              </a:graphicData>
+            </a:graphic>
+          </wp:inline>
+        </w:drawing>
+      </w:r>
+    </w:p>
+    <w:p>
+      <w:pPr>
+        <w:spacing w:after="100" w:before="150"/>
+        <w:jc w:val="center"/>
+      </w:pPr>
+      <w:r>
+        <w:drawing>
+          <wp:inline distT="0" distB="0" distL="0" distR="0">
+            <wp:extent cx="1047750" cy="1047750"/>
+            <wp:effectExtent t="0" r="0" b="0" l="0"/>
+            <wp:docPr id="1" name="" descr="" title=""/>
+            <wp:cNvGraphicFramePr>
+              <a:graphicFrameLocks xmlns:a="http://schemas.openxmlformats.org/drawingml/2006/main" noChangeAspect="1"/>
+            </wp:cNvGraphicFramePr>
+            <a:graphic xmlns:a="http://schemas.openxmlformats.org/drawingml/2006/main">
+              <a:graphicData uri="http://schemas.openxmlformats.org/drawingml/2006/picture">
+                <pic:pic xmlns:pic="http://schemas.openxmlformats.org/drawingml/2006/picture">
+                  <pic:nvPicPr>
+                    <pic:cNvPr id="0" name="" descr=""/>
+                    <pic:cNvPicPr>
+                      <a:picLocks noChangeAspect="1" noChangeArrowheads="1"/>
+                    </pic:cNvPicPr>
+                  </pic:nvPicPr>
+                  <pic:blipFill>
+                    <a:blip r:embed="rId7" cstate="none"/>
+                    <a:srcRect/>
+                    <a:stretch>
+                      <a:fillRect/>
+                    </a:stretch>
+                  </pic:blipFill>
+                  <pic:spPr bwMode="auto">
+                    <a:xfrm>
+                      <a:off x="0" y="0"/>
+                      <a:ext cx="1047750" cy="1047750"/>
+                    </a:xfrm>
+                    <a:prstGeom prst="rect">
+                      <a:avLst/>
+                    </a:prstGeom>
+                  </pic:spPr>
+                </pic:pic>
+              </a:graphicData>
+            </a:graphic>
+          </wp:inline>
+        </w:drawing>
+      </w:r>
+    </w:p>
+    <w:p>
+      <w:pPr>
+        <w:spacing w:after="120"/>
+      </w:pPr>
+      <w:r>
+        <w:t xml:space="preserve">Versões disponíveis: horizontal (uso principal), empilhada (capas/formatos quadrados), ícone isolado (favicon/avatar) e monocromática branca (fundos coloridos ou escuros). Arquivos SVG e PNG com fundo transparente disponíveis separadamente. Regras de uso completas no Guia de Design.</w:t>
       </w:r>
     </w:p>
     <w:p>
